--- a/proyecto backend y front end/docs/Informe Mr Sandwich.docx
+++ b/proyecto backend y front end/docs/Informe Mr Sandwich.docx
@@ -320,9 +320,6 @@
             </w:rPr>
           </w:pPr>
           <w:r>
-            <w:rPr>
-              <w:rFonts w:ascii="Times New Roman" w:hAnsi="Times New Roman" w:cs="Times New Roman"/>
-            </w:rPr>
             <w:fldChar w:fldCharType="begin"/>
           </w:r>
           <w:r>
@@ -3635,23 +3632,13 @@
               <w:t>GET /api/v1/</w:t>
             </w:r>
             <w:proofErr w:type="spellStart"/>
-            <w:proofErr w:type="gramStart"/>
-            <w:r>
-              <w:rPr>
-                <w:rFonts w:ascii="Times New Roman" w:hAnsi="Times New Roman" w:cs="Times New Roman"/>
-                <w:sz w:val="24"/>
-                <w:szCs w:val="24"/>
-              </w:rPr>
-              <w:t>products?available</w:t>
-            </w:r>
-            <w:proofErr w:type="gramEnd"/>
-            <w:r>
-              <w:rPr>
-                <w:rFonts w:ascii="Times New Roman" w:hAnsi="Times New Roman" w:cs="Times New Roman"/>
-                <w:sz w:val="24"/>
-                <w:szCs w:val="24"/>
-              </w:rPr>
-              <w:t>&amp;category&amp;q&amp;limit&amp;offset</w:t>
+            <w:r>
+              <w:rPr>
+                <w:rFonts w:ascii="Times New Roman" w:hAnsi="Times New Roman" w:cs="Times New Roman"/>
+                <w:sz w:val="24"/>
+                <w:szCs w:val="24"/>
+              </w:rPr>
+              <w:t>products?available&amp;category&amp;q&amp;limit&amp;offset</w:t>
             </w:r>
             <w:proofErr w:type="spellEnd"/>
           </w:p>
@@ -5358,7 +5345,6 @@
               <w:t>/</w:t>
             </w:r>
             <w:proofErr w:type="spellStart"/>
-            <w:proofErr w:type="gramStart"/>
             <w:r>
               <w:rPr>
                 <w:rFonts w:ascii="Times New Roman" w:hAnsi="Times New Roman" w:cs="Times New Roman"/>
@@ -5374,16 +5360,7 @@
                 <w:szCs w:val="24"/>
               </w:rPr>
               <w:lastRenderedPageBreak/>
-              <w:t>word</w:t>
-            </w:r>
-            <w:proofErr w:type="gramEnd"/>
-            <w:r>
-              <w:rPr>
-                <w:rFonts w:ascii="Times New Roman" w:hAnsi="Times New Roman" w:cs="Times New Roman"/>
-                <w:sz w:val="24"/>
-                <w:szCs w:val="24"/>
-              </w:rPr>
-              <w:t>-reset</w:t>
+              <w:t>word-reset</w:t>
             </w:r>
             <w:proofErr w:type="spellEnd"/>
             <w:r>
@@ -5693,23 +5670,13 @@
               <w:t>/</w:t>
             </w:r>
             <w:proofErr w:type="spellStart"/>
-            <w:proofErr w:type="gramStart"/>
-            <w:r>
-              <w:rPr>
-                <w:rFonts w:ascii="Times New Roman" w:hAnsi="Times New Roman" w:cs="Times New Roman"/>
-                <w:sz w:val="24"/>
-                <w:szCs w:val="24"/>
-              </w:rPr>
-              <w:t>password</w:t>
-            </w:r>
-            <w:proofErr w:type="gramEnd"/>
-            <w:r>
-              <w:rPr>
-                <w:rFonts w:ascii="Times New Roman" w:hAnsi="Times New Roman" w:cs="Times New Roman"/>
-                <w:sz w:val="24"/>
-                <w:szCs w:val="24"/>
-              </w:rPr>
-              <w:t>-reset</w:t>
+            <w:r>
+              <w:rPr>
+                <w:rFonts w:ascii="Times New Roman" w:hAnsi="Times New Roman" w:cs="Times New Roman"/>
+                <w:sz w:val="24"/>
+                <w:szCs w:val="24"/>
+              </w:rPr>
+              <w:t>password-reset</w:t>
             </w:r>
             <w:proofErr w:type="spellEnd"/>
             <w:r>
@@ -8216,23 +8183,13 @@
               <w:t>/</w:t>
             </w:r>
             <w:proofErr w:type="spellStart"/>
-            <w:proofErr w:type="gramStart"/>
-            <w:r>
-              <w:rPr>
-                <w:rFonts w:ascii="Times New Roman" w:hAnsi="Times New Roman" w:cs="Times New Roman"/>
-                <w:sz w:val="24"/>
-                <w:szCs w:val="24"/>
-              </w:rPr>
-              <w:t>me?limit</w:t>
-            </w:r>
-            <w:proofErr w:type="gramEnd"/>
-            <w:r>
-              <w:rPr>
-                <w:rFonts w:ascii="Times New Roman" w:hAnsi="Times New Roman" w:cs="Times New Roman"/>
-                <w:sz w:val="24"/>
-                <w:szCs w:val="24"/>
-              </w:rPr>
-              <w:t>&amp;offset</w:t>
+            <w:r>
+              <w:rPr>
+                <w:rFonts w:ascii="Times New Roman" w:hAnsi="Times New Roman" w:cs="Times New Roman"/>
+                <w:sz w:val="24"/>
+                <w:szCs w:val="24"/>
+              </w:rPr>
+              <w:t>me?limit&amp;offset</w:t>
             </w:r>
             <w:proofErr w:type="spellEnd"/>
           </w:p>
@@ -9020,7 +8977,6 @@
               <w:t>GET /api/v1/</w:t>
             </w:r>
             <w:proofErr w:type="spellStart"/>
-            <w:proofErr w:type="gramStart"/>
             <w:r>
               <w:rPr>
                 <w:rFonts w:ascii="Times New Roman" w:hAnsi="Times New Roman" w:cs="Times New Roman"/>
@@ -9030,7 +8986,6 @@
               <w:t>orders?estado</w:t>
             </w:r>
             <w:proofErr w:type="spellEnd"/>
-            <w:proofErr w:type="gramEnd"/>
           </w:p>
         </w:tc>
         <w:tc>
@@ -9280,18 +9235,8 @@
                 <w:sz w:val="24"/>
                 <w:szCs w:val="24"/>
               </w:rPr>
-              <w:t>/{id}/</w:t>
-            </w:r>
-            <w:proofErr w:type="gramStart"/>
-            <w:r>
-              <w:rPr>
-                <w:rFonts w:ascii="Times New Roman" w:hAnsi="Times New Roman" w:cs="Times New Roman"/>
-                <w:sz w:val="24"/>
-                <w:szCs w:val="24"/>
-              </w:rPr>
-              <w:t>status</w:t>
-            </w:r>
-            <w:proofErr w:type="gramEnd"/>
+              <w:t>/{id}/status</w:t>
+            </w:r>
           </w:p>
         </w:tc>
         <w:tc>
@@ -13764,25 +13709,7 @@
           <w:sz w:val="24"/>
           <w:szCs w:val="24"/>
         </w:rPr>
-        <w:t>: t=</w:t>
-      </w:r>
-      <w:proofErr w:type="gramStart"/>
-      <w:r>
-        <w:rPr>
-          <w:rFonts w:ascii="Times New Roman" w:eastAsia="Consolas" w:hAnsi="Times New Roman" w:cs="Times New Roman"/>
-          <w:sz w:val="24"/>
-          <w:szCs w:val="24"/>
-        </w:rPr>
-        <w:t>1792874000,v</w:t>
-      </w:r>
-      <w:proofErr w:type="gramEnd"/>
-      <w:r>
-        <w:rPr>
-          <w:rFonts w:ascii="Times New Roman" w:eastAsia="Consolas" w:hAnsi="Times New Roman" w:cs="Times New Roman"/>
-          <w:sz w:val="24"/>
-          <w:szCs w:val="24"/>
-        </w:rPr>
-        <w:t>1=&lt;</w:t>
+        <w:t>: t=1792874000,v1=&lt;</w:t>
       </w:r>
       <w:proofErr w:type="spellStart"/>
       <w:r>
@@ -13840,7 +13767,6 @@
         <w:t>": "</w:t>
       </w:r>
       <w:proofErr w:type="spellStart"/>
-      <w:proofErr w:type="gramStart"/>
       <w:r>
         <w:rPr>
           <w:rFonts w:ascii="Times New Roman" w:eastAsia="Consolas" w:hAnsi="Times New Roman" w:cs="Times New Roman"/>
@@ -13850,7 +13776,6 @@
         <w:t>checkout.approved</w:t>
       </w:r>
       <w:proofErr w:type="spellEnd"/>
-      <w:proofErr w:type="gramEnd"/>
       <w:r>
         <w:rPr>
           <w:rFonts w:ascii="Times New Roman" w:eastAsia="Consolas" w:hAnsi="Times New Roman" w:cs="Times New Roman"/>
@@ -14070,6 +13995,82 @@
           <w:szCs w:val="24"/>
         </w:rPr>
         <w:t>Para ordenar las clases y sus relaciones preparamos el diagrama UML de dominio. El modelo representa a usuarios, clientes, productos, pedidos, pagos y servicios.</w:t>
+      </w:r>
+    </w:p>
+    <w:p>
+      <w:pPr>
+        <w:spacing w:after="120" w:line="276" w:lineRule="auto"/>
+        <w:rPr>
+          <w:rFonts w:ascii="Times New Roman" w:hAnsi="Times New Roman" w:cs="Times New Roman"/>
+          <w:sz w:val="24"/>
+          <w:szCs w:val="24"/>
+        </w:rPr>
+      </w:pPr>
+    </w:p>
+    <w:p>
+      <w:pPr>
+        <w:spacing w:after="120" w:line="276" w:lineRule="auto"/>
+        <w:rPr>
+          <w:rFonts w:ascii="Times New Roman" w:hAnsi="Times New Roman" w:cs="Times New Roman"/>
+          <w:sz w:val="24"/>
+          <w:szCs w:val="24"/>
+        </w:rPr>
+      </w:pPr>
+      <w:r>
+        <w:rPr>
+          <w:rFonts w:ascii="Times New Roman" w:hAnsi="Times New Roman" w:cs="Times New Roman"/>
+          <w:noProof/>
+          <w:sz w:val="24"/>
+          <w:szCs w:val="24"/>
+        </w:rPr>
+        <w:drawing>
+          <wp:inline distT="0" distB="0" distL="0" distR="0" wp14:anchorId="52C87913" wp14:editId="0F54EF8C">
+            <wp:extent cx="6115050" cy="3657600"/>
+            <wp:effectExtent l="0" t="0" r="0" b="0"/>
+            <wp:docPr id="359503081" name="Imagen 1"/>
+            <wp:cNvGraphicFramePr>
+              <a:graphicFrameLocks xmlns:a="http://schemas.openxmlformats.org/drawingml/2006/main" noChangeAspect="1"/>
+            </wp:cNvGraphicFramePr>
+            <a:graphic xmlns:a="http://schemas.openxmlformats.org/drawingml/2006/main">
+              <a:graphicData uri="http://schemas.openxmlformats.org/drawingml/2006/picture">
+                <pic:pic xmlns:pic="http://schemas.openxmlformats.org/drawingml/2006/picture">
+                  <pic:nvPicPr>
+                    <pic:cNvPr id="0" name="Picture 1"/>
+                    <pic:cNvPicPr>
+                      <a:picLocks noChangeAspect="1" noChangeArrowheads="1"/>
+                    </pic:cNvPicPr>
+                  </pic:nvPicPr>
+                  <pic:blipFill>
+                    <a:blip r:embed="rId11" cstate="print">
+                      <a:extLst>
+                        <a:ext uri="{28A0092B-C50C-407E-A947-70E740481C1C}">
+                          <a14:useLocalDpi xmlns:a14="http://schemas.microsoft.com/office/drawing/2010/main" val="0"/>
+                        </a:ext>
+                      </a:extLst>
+                    </a:blip>
+                    <a:srcRect/>
+                    <a:stretch>
+                      <a:fillRect/>
+                    </a:stretch>
+                  </pic:blipFill>
+                  <pic:spPr bwMode="auto">
+                    <a:xfrm>
+                      <a:off x="0" y="0"/>
+                      <a:ext cx="6115050" cy="3657600"/>
+                    </a:xfrm>
+                    <a:prstGeom prst="rect">
+                      <a:avLst/>
+                    </a:prstGeom>
+                    <a:noFill/>
+                    <a:ln>
+                      <a:noFill/>
+                    </a:ln>
+                  </pic:spPr>
+                </pic:pic>
+              </a:graphicData>
+            </a:graphic>
+          </wp:inline>
+        </w:drawing>
       </w:r>
     </w:p>
     <w:p>
@@ -14301,7 +14302,6 @@
                 <w:szCs w:val="22"/>
               </w:rPr>
             </w:pPr>
-            <w:proofErr w:type="gramStart"/>
             <w:r>
               <w:rPr>
                 <w:rFonts w:ascii="Times New Roman" w:hAnsi="Times New Roman" w:cs="Times New Roman"/>
@@ -14310,7 +14310,6 @@
               </w:rPr>
               <w:t>1:N</w:t>
             </w:r>
-            <w:proofErr w:type="gramEnd"/>
           </w:p>
         </w:tc>
         <w:tc>
@@ -14395,7 +14394,6 @@
                 <w:szCs w:val="22"/>
               </w:rPr>
             </w:pPr>
-            <w:proofErr w:type="gramStart"/>
             <w:r>
               <w:rPr>
                 <w:rFonts w:ascii="Times New Roman" w:hAnsi="Times New Roman" w:cs="Times New Roman"/>
@@ -14404,7 +14402,6 @@
               </w:rPr>
               <w:t>1:N</w:t>
             </w:r>
-            <w:proofErr w:type="gramEnd"/>
           </w:p>
         </w:tc>
         <w:tc>
@@ -14579,7 +14576,6 @@
                 <w:szCs w:val="22"/>
               </w:rPr>
             </w:pPr>
-            <w:proofErr w:type="gramStart"/>
             <w:r>
               <w:rPr>
                 <w:rFonts w:ascii="Times New Roman" w:hAnsi="Times New Roman" w:cs="Times New Roman"/>
@@ -14588,7 +14584,6 @@
               </w:rPr>
               <w:t>1:N</w:t>
             </w:r>
-            <w:proofErr w:type="gramEnd"/>
           </w:p>
         </w:tc>
         <w:tc>
@@ -14673,7 +14668,6 @@
                 <w:szCs w:val="22"/>
               </w:rPr>
             </w:pPr>
-            <w:proofErr w:type="gramStart"/>
             <w:r>
               <w:rPr>
                 <w:rFonts w:ascii="Times New Roman" w:hAnsi="Times New Roman" w:cs="Times New Roman"/>
@@ -14682,7 +14676,6 @@
               </w:rPr>
               <w:t>1:N</w:t>
             </w:r>
-            <w:proofErr w:type="gramEnd"/>
           </w:p>
         </w:tc>
         <w:tc>
@@ -14859,7 +14852,6 @@
                 <w:szCs w:val="22"/>
               </w:rPr>
             </w:pPr>
-            <w:proofErr w:type="gramStart"/>
             <w:r>
               <w:rPr>
                 <w:rFonts w:ascii="Times New Roman" w:hAnsi="Times New Roman" w:cs="Times New Roman"/>
@@ -14868,7 +14860,6 @@
               </w:rPr>
               <w:t>1:N</w:t>
             </w:r>
-            <w:proofErr w:type="gramEnd"/>
           </w:p>
         </w:tc>
         <w:tc>
@@ -14913,6 +14904,7 @@
                 <w:sz w:val="22"/>
                 <w:szCs w:val="22"/>
               </w:rPr>
+              <w:lastRenderedPageBreak/>
               <w:t>Pedido</w:t>
             </w:r>
           </w:p>
@@ -14953,7 +14945,6 @@
                 <w:szCs w:val="22"/>
               </w:rPr>
             </w:pPr>
-            <w:proofErr w:type="gramStart"/>
             <w:r>
               <w:rPr>
                 <w:rFonts w:ascii="Times New Roman" w:hAnsi="Times New Roman" w:cs="Times New Roman"/>
@@ -14962,7 +14953,6 @@
               </w:rPr>
               <w:t>1:N</w:t>
             </w:r>
-            <w:proofErr w:type="gramEnd"/>
           </w:p>
         </w:tc>
         <w:tc>
@@ -15157,7 +15147,6 @@
                 <w:szCs w:val="22"/>
               </w:rPr>
             </w:pPr>
-            <w:proofErr w:type="gramStart"/>
             <w:r>
               <w:rPr>
                 <w:rFonts w:ascii="Times New Roman" w:hAnsi="Times New Roman" w:cs="Times New Roman"/>
@@ -15166,7 +15155,6 @@
               </w:rPr>
               <w:t>1:N</w:t>
             </w:r>
-            <w:proofErr w:type="gramEnd"/>
           </w:p>
         </w:tc>
         <w:tc>
@@ -15497,7 +15485,6 @@
                 <w:szCs w:val="22"/>
               </w:rPr>
             </w:pPr>
-            <w:proofErr w:type="gramStart"/>
             <w:r>
               <w:rPr>
                 <w:rFonts w:ascii="Times New Roman" w:hAnsi="Times New Roman" w:cs="Times New Roman"/>
@@ -15506,7 +15493,6 @@
               </w:rPr>
               <w:t>1:N</w:t>
             </w:r>
-            <w:proofErr w:type="gramEnd"/>
           </w:p>
         </w:tc>
         <w:tc>
@@ -15607,7 +15593,6 @@
                 <w:szCs w:val="22"/>
               </w:rPr>
             </w:pPr>
-            <w:proofErr w:type="gramStart"/>
             <w:r>
               <w:rPr>
                 <w:rFonts w:ascii="Times New Roman" w:hAnsi="Times New Roman" w:cs="Times New Roman"/>
@@ -15616,7 +15601,6 @@
               </w:rPr>
               <w:t>1:N</w:t>
             </w:r>
-            <w:proofErr w:type="gramEnd"/>
           </w:p>
         </w:tc>
         <w:tc>
@@ -15841,16 +15825,7 @@
           <w:sz w:val="24"/>
           <w:szCs w:val="24"/>
         </w:rPr>
-        <w:t xml:space="preserve"> el pedido se crea cuando el servidor </w:t>
-      </w:r>
-      <w:r>
-        <w:rPr>
-          <w:rFonts w:ascii="Times New Roman" w:hAnsi="Times New Roman" w:cs="Times New Roman"/>
-          <w:sz w:val="24"/>
-          <w:szCs w:val="24"/>
-        </w:rPr>
-        <w:lastRenderedPageBreak/>
-        <w:t>comprueba disponibilidad y precio. De esta manera evitamos confiar en montos almacenados por el usuario.</w:t>
+        <w:t xml:space="preserve"> el pedido se crea cuando el servidor comprueba disponibilidad y precio. De esta manera evitamos confiar en montos almacenados por el usuario.</w:t>
       </w:r>
     </w:p>
     <w:p>
@@ -16016,7 +15991,6 @@
                 <w:szCs w:val="24"/>
               </w:rPr>
             </w:pPr>
-            <w:proofErr w:type="gramStart"/>
             <w:r>
               <w:rPr>
                 <w:rFonts w:ascii="Times New Roman" w:hAnsi="Times New Roman" w:cs="Times New Roman"/>
@@ -16027,7 +16001,6 @@
               </w:rPr>
               <w:t>Operaciones  ID</w:t>
             </w:r>
-            <w:proofErr w:type="gramEnd"/>
           </w:p>
         </w:tc>
       </w:tr>
@@ -16100,16 +16073,7 @@
                 <w:sz w:val="24"/>
                 <w:szCs w:val="24"/>
               </w:rPr>
-              <w:t xml:space="preserve"> S</w:t>
-            </w:r>
-            <w:proofErr w:type="gramStart"/>
-            <w:r>
-              <w:rPr>
-                <w:rFonts w:ascii="Times New Roman" w:hAnsi="Times New Roman" w:cs="Times New Roman"/>
-                <w:sz w:val="24"/>
-                <w:szCs w:val="24"/>
-              </w:rPr>
-              <w:t>01</w:t>
+              <w:t xml:space="preserve"> S01</w:t>
             </w:r>
             <w:r>
               <w:rPr>
@@ -16137,7 +16101,6 @@
               <w:t>consultarCategorias</w:t>
             </w:r>
             <w:proofErr w:type="spellEnd"/>
-            <w:proofErr w:type="gramEnd"/>
             <w:r>
               <w:rPr>
                 <w:rFonts w:ascii="Times New Roman" w:hAnsi="Times New Roman" w:cs="Times New Roman"/>
@@ -16176,16 +16139,16 @@
                 <w:sz w:val="24"/>
                 <w:szCs w:val="24"/>
               </w:rPr>
-              <w:t xml:space="preserve"> v</w:t>
-            </w:r>
-            <w:proofErr w:type="spellStart"/>
-            <w:r>
-              <w:rPr>
-                <w:rFonts w:ascii="Times New Roman" w:hAnsi="Times New Roman" w:cs="Times New Roman"/>
-                <w:sz w:val="24"/>
-                <w:szCs w:val="24"/>
-              </w:rPr>
-              <w:t>erDetalle</w:t>
+              <w:t xml:space="preserve"> </w:t>
+            </w:r>
+            <w:proofErr w:type="spellStart"/>
+            <w:r>
+              <w:rPr>
+                <w:rFonts w:ascii="Times New Roman" w:hAnsi="Times New Roman" w:cs="Times New Roman"/>
+                <w:sz w:val="24"/>
+                <w:szCs w:val="24"/>
+              </w:rPr>
+              <w:t>verDetalle</w:t>
             </w:r>
             <w:proofErr w:type="spellEnd"/>
             <w:r>
@@ -16482,16 +16445,16 @@
                 <w:sz w:val="24"/>
                 <w:szCs w:val="24"/>
               </w:rPr>
-              <w:t xml:space="preserve"> s</w:t>
-            </w:r>
-            <w:proofErr w:type="spellStart"/>
-            <w:r>
-              <w:rPr>
-                <w:rFonts w:ascii="Times New Roman" w:hAnsi="Times New Roman" w:cs="Times New Roman"/>
-                <w:sz w:val="24"/>
-                <w:szCs w:val="24"/>
-              </w:rPr>
-              <w:t>olicitarRecuperacion</w:t>
+              <w:t xml:space="preserve"> </w:t>
+            </w:r>
+            <w:proofErr w:type="spellStart"/>
+            <w:r>
+              <w:rPr>
+                <w:rFonts w:ascii="Times New Roman" w:hAnsi="Times New Roman" w:cs="Times New Roman"/>
+                <w:sz w:val="24"/>
+                <w:szCs w:val="24"/>
+              </w:rPr>
+              <w:t>solicitarRecuperacion</w:t>
             </w:r>
             <w:proofErr w:type="spellEnd"/>
             <w:r>
@@ -16886,26 +16849,26 @@
                 <w:sz w:val="24"/>
                 <w:szCs w:val="24"/>
               </w:rPr>
-              <w:t xml:space="preserve"> m</w:t>
-            </w:r>
-            <w:proofErr w:type="spellStart"/>
-            <w:r>
-              <w:rPr>
-                <w:rFonts w:ascii="Times New Roman" w:hAnsi="Times New Roman" w:cs="Times New Roman"/>
-                <w:sz w:val="24"/>
-                <w:szCs w:val="24"/>
-              </w:rPr>
-              <w:t>isPedidos</w:t>
-            </w:r>
-            <w:proofErr w:type="spellEnd"/>
-            <w:r>
-              <w:rPr>
-                <w:rFonts w:ascii="Times New Roman" w:hAnsi="Times New Roman" w:cs="Times New Roman"/>
-                <w:sz w:val="24"/>
-                <w:szCs w:val="24"/>
-              </w:rPr>
               <w:t xml:space="preserve"> </w:t>
             </w:r>
+            <w:proofErr w:type="spellStart"/>
+            <w:r>
+              <w:rPr>
+                <w:rFonts w:ascii="Times New Roman" w:hAnsi="Times New Roman" w:cs="Times New Roman"/>
+                <w:sz w:val="24"/>
+                <w:szCs w:val="24"/>
+              </w:rPr>
+              <w:t>misPedidos</w:t>
+            </w:r>
+            <w:proofErr w:type="spellEnd"/>
+            <w:r>
+              <w:rPr>
+                <w:rFonts w:ascii="Times New Roman" w:hAnsi="Times New Roman" w:cs="Times New Roman"/>
+                <w:sz w:val="24"/>
+                <w:szCs w:val="24"/>
+              </w:rPr>
+              <w:t xml:space="preserve"> </w:t>
+            </w:r>
             <w:r>
               <w:rPr>
                 <w:rFonts w:ascii="Times New Roman" w:hAnsi="Times New Roman" w:cs="Times New Roman"/>
@@ -17018,16 +16981,16 @@
                 <w:sz w:val="24"/>
                 <w:szCs w:val="24"/>
               </w:rPr>
-              <w:t xml:space="preserve"> p</w:t>
-            </w:r>
-            <w:proofErr w:type="spellStart"/>
-            <w:r>
-              <w:rPr>
-                <w:rFonts w:ascii="Times New Roman" w:hAnsi="Times New Roman" w:cs="Times New Roman"/>
-                <w:sz w:val="24"/>
-                <w:szCs w:val="24"/>
-              </w:rPr>
-              <w:t>edidosDelLocal</w:t>
+              <w:t xml:space="preserve"> </w:t>
+            </w:r>
+            <w:proofErr w:type="spellStart"/>
+            <w:r>
+              <w:rPr>
+                <w:rFonts w:ascii="Times New Roman" w:hAnsi="Times New Roman" w:cs="Times New Roman"/>
+                <w:sz w:val="24"/>
+                <w:szCs w:val="24"/>
+              </w:rPr>
+              <w:t>pedidosDelLocal</w:t>
             </w:r>
             <w:proofErr w:type="spellEnd"/>
             <w:r>
@@ -17192,16 +17155,16 @@
                 <w:sz w:val="24"/>
                 <w:szCs w:val="24"/>
               </w:rPr>
-              <w:t xml:space="preserve"> c</w:t>
-            </w:r>
-            <w:proofErr w:type="spellStart"/>
-            <w:r>
-              <w:rPr>
-                <w:rFonts w:ascii="Times New Roman" w:hAnsi="Times New Roman" w:cs="Times New Roman"/>
-                <w:sz w:val="24"/>
-                <w:szCs w:val="24"/>
-              </w:rPr>
-              <w:t>onsultarPago</w:t>
+              <w:t xml:space="preserve"> </w:t>
+            </w:r>
+            <w:proofErr w:type="spellStart"/>
+            <w:r>
+              <w:rPr>
+                <w:rFonts w:ascii="Times New Roman" w:hAnsi="Times New Roman" w:cs="Times New Roman"/>
+                <w:sz w:val="24"/>
+                <w:szCs w:val="24"/>
+              </w:rPr>
+              <w:t>consultarPago</w:t>
             </w:r>
             <w:proofErr w:type="spellEnd"/>
             <w:r>
@@ -17416,9 +17379,9 @@
           <w:rFonts w:ascii="Times New Roman" w:hAnsi="Times New Roman" w:cs="Times New Roman"/>
         </w:rPr>
         <w:sectPr>
-          <w:footerReference w:type="even" r:id="rId11"/>
-          <w:footerReference w:type="default" r:id="rId12"/>
-          <w:footerReference w:type="first" r:id="rId13"/>
+          <w:footerReference w:type="even" r:id="rId12"/>
+          <w:footerReference w:type="default" r:id="rId13"/>
+          <w:footerReference w:type="first" r:id="rId14"/>
           <w:pgSz w:w="11906" w:h="16838"/>
           <w:pgMar w:top="1134" w:right="1134" w:bottom="1134" w:left="1134" w:header="0" w:footer="708" w:gutter="0"/>
           <w:cols w:space="720"/>
@@ -17506,9 +17469,9 @@
           <w:rFonts w:ascii="Times New Roman" w:hAnsi="Times New Roman" w:cs="Times New Roman"/>
         </w:rPr>
         <w:sectPr>
-          <w:footerReference w:type="even" r:id="rId14"/>
-          <w:footerReference w:type="default" r:id="rId15"/>
-          <w:footerReference w:type="first" r:id="rId16"/>
+          <w:footerReference w:type="even" r:id="rId15"/>
+          <w:footerReference w:type="default" r:id="rId16"/>
+          <w:footerReference w:type="first" r:id="rId17"/>
           <w:pgSz w:w="16838" w:h="11906" w:orient="landscape"/>
           <w:pgMar w:top="1134" w:right="1134" w:bottom="1134" w:left="1134" w:header="0" w:footer="708" w:gutter="0"/>
           <w:cols w:space="720"/>
@@ -17545,9 +17508,9 @@
           <w:rFonts w:ascii="Times New Roman" w:hAnsi="Times New Roman" w:cs="Times New Roman"/>
         </w:rPr>
         <w:sectPr>
-          <w:footerReference w:type="even" r:id="rId17"/>
-          <w:footerReference w:type="default" r:id="rId18"/>
-          <w:footerReference w:type="first" r:id="rId19"/>
+          <w:footerReference w:type="even" r:id="rId18"/>
+          <w:footerReference w:type="default" r:id="rId19"/>
+          <w:footerReference w:type="first" r:id="rId20"/>
           <w:pgSz w:w="11906" w:h="16838"/>
           <w:pgMar w:top="1134" w:right="1134" w:bottom="1134" w:left="1134" w:header="0" w:footer="708" w:gutter="0"/>
           <w:cols w:space="720"/>
@@ -18672,16 +18635,7 @@
                 <w:sz w:val="24"/>
                 <w:szCs w:val="24"/>
               </w:rPr>
-              <w:t>out_</w:t>
-            </w:r>
-            <w:proofErr w:type="gramStart"/>
-            <w:r>
-              <w:rPr>
-                <w:rFonts w:ascii="Times New Roman" w:eastAsia="Consolas" w:hAnsi="Times New Roman" w:cs="Times New Roman"/>
-                <w:sz w:val="24"/>
-                <w:szCs w:val="24"/>
-              </w:rPr>
-              <w:t>clients</w:t>
+              <w:t>out_clients</w:t>
             </w:r>
             <w:r>
               <w:rPr>
@@ -18700,7 +18654,6 @@
               <w:t>certificado</w:t>
             </w:r>
             <w:proofErr w:type="spellEnd"/>
-            <w:proofErr w:type="gramEnd"/>
             <w:r>
               <w:rPr>
                 <w:rFonts w:ascii="Times New Roman" w:hAnsi="Times New Roman" w:cs="Times New Roman"/>
@@ -20096,9 +20049,9 @@
           <w:rFonts w:ascii="Times New Roman" w:hAnsi="Times New Roman" w:cs="Times New Roman"/>
         </w:rPr>
         <w:sectPr>
-          <w:footerReference w:type="even" r:id="rId20"/>
-          <w:footerReference w:type="default" r:id="rId21"/>
-          <w:footerReference w:type="first" r:id="rId22"/>
+          <w:footerReference w:type="even" r:id="rId21"/>
+          <w:footerReference w:type="default" r:id="rId22"/>
+          <w:footerReference w:type="first" r:id="rId23"/>
           <w:pgSz w:w="16838" w:h="11906" w:orient="landscape"/>
           <w:pgMar w:top="1134" w:right="1134" w:bottom="1134" w:left="1134" w:header="0" w:footer="708" w:gutter="0"/>
           <w:cols w:space="720"/>
@@ -20317,7 +20270,6 @@
                 <w:szCs w:val="24"/>
               </w:rPr>
             </w:pPr>
-            <w:proofErr w:type="gramStart"/>
             <w:r>
               <w:rPr>
                 <w:rFonts w:ascii="Times New Roman" w:hAnsi="Times New Roman" w:cs="Times New Roman"/>
@@ -20328,7 +20280,6 @@
               </w:rPr>
               <w:t>Origen  destino</w:t>
             </w:r>
-            <w:proofErr w:type="gramEnd"/>
           </w:p>
         </w:tc>
         <w:tc>
@@ -20442,7 +20393,6 @@
               </w:rPr>
             </w:pPr>
             <w:proofErr w:type="spellStart"/>
-            <w:proofErr w:type="gramStart"/>
             <w:r>
               <w:rPr>
                 <w:rFonts w:ascii="Times New Roman" w:hAnsi="Times New Roman" w:cs="Times New Roman"/>
@@ -20470,7 +20420,6 @@
               <w:t>inventory</w:t>
             </w:r>
             <w:proofErr w:type="spellEnd"/>
-            <w:proofErr w:type="gramEnd"/>
           </w:p>
         </w:tc>
         <w:tc>
@@ -20762,7 +20711,6 @@
               <w:t xml:space="preserve"> </w:t>
             </w:r>
             <w:proofErr w:type="spellStart"/>
-            <w:proofErr w:type="gramStart"/>
             <w:r>
               <w:rPr>
                 <w:rFonts w:ascii="Times New Roman" w:eastAsia="Consolas" w:hAnsi="Times New Roman" w:cs="Times New Roman"/>
@@ -20788,7 +20736,6 @@
               </w:rPr>
               <w:t>,</w:t>
             </w:r>
-            <w:proofErr w:type="gramEnd"/>
             <w:r>
               <w:rPr>
                 <w:rFonts w:ascii="Times New Roman" w:hAnsi="Times New Roman" w:cs="Times New Roman"/>
@@ -20798,7 +20745,6 @@
               <w:t xml:space="preserve"> </w:t>
             </w:r>
             <w:proofErr w:type="spellStart"/>
-            <w:proofErr w:type="gramStart"/>
             <w:r>
               <w:rPr>
                 <w:rFonts w:ascii="Times New Roman" w:eastAsia="Consolas" w:hAnsi="Times New Roman" w:cs="Times New Roman"/>
@@ -20824,7 +20770,6 @@
               </w:rPr>
               <w:t>,</w:t>
             </w:r>
-            <w:proofErr w:type="gramEnd"/>
             <w:r>
               <w:rPr>
                 <w:rFonts w:ascii="Times New Roman" w:hAnsi="Times New Roman" w:cs="Times New Roman"/>
@@ -21212,7 +21157,6 @@
               </w:rPr>
             </w:pPr>
             <w:proofErr w:type="spellStart"/>
-            <w:proofErr w:type="gramStart"/>
             <w:r>
               <w:rPr>
                 <w:rFonts w:ascii="Times New Roman" w:hAnsi="Times New Roman" w:cs="Times New Roman"/>
@@ -21240,7 +21184,6 @@
               <w:t>clients</w:t>
             </w:r>
             <w:proofErr w:type="spellEnd"/>
-            <w:proofErr w:type="gramEnd"/>
           </w:p>
         </w:tc>
         <w:tc>
@@ -21610,7 +21553,6 @@
               </w:rPr>
             </w:pPr>
             <w:proofErr w:type="spellStart"/>
-            <w:proofErr w:type="gramStart"/>
             <w:r>
               <w:rPr>
                 <w:rFonts w:ascii="Times New Roman" w:hAnsi="Times New Roman" w:cs="Times New Roman"/>
@@ -21638,7 +21580,6 @@
               <w:t>orders</w:t>
             </w:r>
             <w:proofErr w:type="spellEnd"/>
-            <w:proofErr w:type="gramEnd"/>
           </w:p>
         </w:tc>
         <w:tc>
@@ -21686,19 +21627,9 @@
                 <w:sz w:val="24"/>
                 <w:szCs w:val="24"/>
               </w:rPr>
-              <w:t>orders-</w:t>
-            </w:r>
-            <w:proofErr w:type="gramStart"/>
-            <w:r>
-              <w:rPr>
-                <w:rFonts w:ascii="Times New Roman" w:eastAsia="Consolas" w:hAnsi="Times New Roman" w:cs="Times New Roman"/>
-                <w:sz w:val="24"/>
-                <w:szCs w:val="24"/>
-              </w:rPr>
-              <w:t>export?since</w:t>
-            </w:r>
-            <w:proofErr w:type="spellEnd"/>
-            <w:proofErr w:type="gramEnd"/>
+              <w:t>orders-export?since</w:t>
+            </w:r>
+            <w:proofErr w:type="spellEnd"/>
           </w:p>
         </w:tc>
         <w:tc>
@@ -22119,9 +22050,9 @@
           <w:szCs w:val="24"/>
         </w:rPr>
         <w:sectPr>
-          <w:footerReference w:type="even" r:id="rId23"/>
-          <w:footerReference w:type="default" r:id="rId24"/>
-          <w:footerReference w:type="first" r:id="rId25"/>
+          <w:footerReference w:type="even" r:id="rId24"/>
+          <w:footerReference w:type="default" r:id="rId25"/>
+          <w:footerReference w:type="first" r:id="rId26"/>
           <w:pgSz w:w="11906" w:h="16838"/>
           <w:pgMar w:top="1134" w:right="1134" w:bottom="1134" w:left="1134" w:header="0" w:footer="708" w:gutter="0"/>
           <w:cols w:space="720"/>
@@ -22196,9 +22127,9 @@
           <w:szCs w:val="32"/>
         </w:rPr>
         <w:lastRenderedPageBreak/>
-        <w:t xml:space="preserve">Módulo </w:t>
-      </w:r>
-      <w:proofErr w:type="gramStart"/>
+        <w:t xml:space="preserve">Módulo 4  </w:t>
+      </w:r>
+      <w:proofErr w:type="spellStart"/>
       <w:r>
         <w:rPr>
           <w:rFonts w:ascii="Times New Roman" w:hAnsi="Times New Roman" w:cs="Times New Roman"/>
@@ -22207,21 +22138,9 @@
           <w:sz w:val="32"/>
           <w:szCs w:val="32"/>
         </w:rPr>
-        <w:t xml:space="preserve">4  </w:t>
-      </w:r>
-      <w:proofErr w:type="spellStart"/>
-      <w:r>
-        <w:rPr>
-          <w:rFonts w:ascii="Times New Roman" w:hAnsi="Times New Roman" w:cs="Times New Roman"/>
-          <w:b/>
-          <w:bCs/>
-          <w:sz w:val="32"/>
-          <w:szCs w:val="32"/>
-        </w:rPr>
         <w:t>Stakeholders</w:t>
       </w:r>
       <w:proofErr w:type="spellEnd"/>
-      <w:proofErr w:type="gramEnd"/>
       <w:r>
         <w:rPr>
           <w:rFonts w:ascii="Times New Roman" w:hAnsi="Times New Roman" w:cs="Times New Roman"/>
@@ -23405,7 +23324,6 @@
         </w:rPr>
         <w:t xml:space="preserve"> </w:t>
       </w:r>
-      <w:proofErr w:type="gramStart"/>
       <w:r>
         <w:rPr>
           <w:rFonts w:ascii="Times New Roman" w:hAnsi="Times New Roman" w:cs="Times New Roman"/>
@@ -23420,34 +23338,7 @@
           <w:sz w:val="24"/>
           <w:szCs w:val="24"/>
         </w:rPr>
-        <w:t xml:space="preserve"> =</w:t>
-      </w:r>
-      <w:proofErr w:type="gramEnd"/>
-      <w:r>
-        <w:rPr>
-          <w:rFonts w:ascii="Times New Roman" w:hAnsi="Times New Roman" w:cs="Times New Roman"/>
-          <w:sz w:val="24"/>
-          <w:szCs w:val="24"/>
-        </w:rPr>
-        <w:t xml:space="preserve"> no corresponde. </w:t>
-      </w:r>
-      <w:proofErr w:type="gramStart"/>
-      <w:r>
-        <w:rPr>
-          <w:rFonts w:ascii="Times New Roman" w:hAnsi="Times New Roman" w:cs="Times New Roman"/>
-          <w:sz w:val="24"/>
-          <w:szCs w:val="24"/>
-        </w:rPr>
-        <w:t>Además</w:t>
-      </w:r>
-      <w:proofErr w:type="gramEnd"/>
-      <w:r>
-        <w:rPr>
-          <w:rFonts w:ascii="Times New Roman" w:hAnsi="Times New Roman" w:cs="Times New Roman"/>
-          <w:sz w:val="24"/>
-          <w:szCs w:val="24"/>
-        </w:rPr>
-        <w:t xml:space="preserve"> indicamos qué componente realiza la verificación: G = API Gateway</w:t>
+        <w:t xml:space="preserve"> = no corresponde. Además indicamos qué componente realiza la verificación: G = API Gateway</w:t>
       </w:r>
       <w:r>
         <w:rPr>
@@ -25038,18 +24929,8 @@
                 <w:sz w:val="24"/>
                 <w:szCs w:val="24"/>
               </w:rPr>
-              <w:t>/{id}/</w:t>
-            </w:r>
-            <w:proofErr w:type="gramStart"/>
-            <w:r>
-              <w:rPr>
-                <w:rFonts w:ascii="Times New Roman" w:eastAsia="Consolas" w:hAnsi="Times New Roman" w:cs="Times New Roman"/>
-                <w:sz w:val="24"/>
-                <w:szCs w:val="24"/>
-              </w:rPr>
-              <w:t>status</w:t>
-            </w:r>
-            <w:proofErr w:type="gramEnd"/>
+              <w:t>/{id}/status</w:t>
+            </w:r>
           </w:p>
         </w:tc>
         <w:tc>
@@ -26957,18 +26838,8 @@
                 <w:sz w:val="24"/>
                 <w:szCs w:val="24"/>
               </w:rPr>
-              <w:t>/{id}/</w:t>
-            </w:r>
-            <w:proofErr w:type="gramStart"/>
-            <w:r>
-              <w:rPr>
-                <w:rFonts w:ascii="Times New Roman" w:eastAsia="Consolas" w:hAnsi="Times New Roman" w:cs="Times New Roman"/>
-                <w:sz w:val="24"/>
-                <w:szCs w:val="24"/>
-              </w:rPr>
-              <w:t>status</w:t>
-            </w:r>
-            <w:proofErr w:type="gramEnd"/>
+              <w:t>/{id}/status</w:t>
+            </w:r>
           </w:p>
         </w:tc>
         <w:tc>
@@ -28173,7 +28044,7 @@
                     </pic:cNvPicPr>
                   </pic:nvPicPr>
                   <pic:blipFill>
-                    <a:blip r:embed="rId26"/>
+                    <a:blip r:embed="rId27"/>
                     <a:stretch>
                       <a:fillRect/>
                     </a:stretch>
@@ -28203,9 +28074,9 @@
           <w:rFonts w:ascii="Times New Roman" w:hAnsi="Times New Roman" w:cs="Times New Roman"/>
         </w:rPr>
         <w:sectPr>
-          <w:footerReference w:type="even" r:id="rId27"/>
-          <w:footerReference w:type="default" r:id="rId28"/>
-          <w:footerReference w:type="first" r:id="rId29"/>
+          <w:footerReference w:type="even" r:id="rId28"/>
+          <w:footerReference w:type="default" r:id="rId29"/>
+          <w:footerReference w:type="first" r:id="rId30"/>
           <w:pgSz w:w="16838" w:h="11906" w:orient="landscape"/>
           <w:pgMar w:top="1134" w:right="1134" w:bottom="1134" w:left="1134" w:header="0" w:footer="708" w:gutter="0"/>
           <w:cols w:space="720"/>
@@ -28689,9 +28560,9 @@
           <w:szCs w:val="24"/>
         </w:rPr>
         <w:sectPr>
-          <w:footerReference w:type="even" r:id="rId30"/>
-          <w:footerReference w:type="default" r:id="rId31"/>
-          <w:footerReference w:type="first" r:id="rId32"/>
+          <w:footerReference w:type="even" r:id="rId31"/>
+          <w:footerReference w:type="default" r:id="rId32"/>
+          <w:footerReference w:type="first" r:id="rId33"/>
           <w:pgSz w:w="11906" w:h="16838"/>
           <w:pgMar w:top="1134" w:right="1134" w:bottom="1134" w:left="1134" w:header="0" w:footer="708" w:gutter="0"/>
           <w:cols w:space="720"/>
@@ -29408,15 +29279,7 @@
                 <w:sz w:val="22"/>
                 <w:szCs w:val="22"/>
               </w:rPr>
-              <w:t>G</w:t>
-            </w:r>
-            <w:r>
-              <w:rPr>
-                <w:rFonts w:ascii="Times New Roman" w:eastAsia="Consolas" w:hAnsi="Times New Roman" w:cs="Times New Roman"/>
-                <w:sz w:val="22"/>
-                <w:szCs w:val="22"/>
-              </w:rPr>
-              <w:t>ateway</w:t>
+              <w:t>Gateway</w:t>
             </w:r>
             <w:r>
               <w:rPr>
@@ -30330,15 +30193,7 @@
                 <w:sz w:val="22"/>
                 <w:szCs w:val="22"/>
               </w:rPr>
-              <w:t>G</w:t>
-            </w:r>
-            <w:r>
-              <w:rPr>
-                <w:rFonts w:ascii="Times New Roman" w:eastAsia="Consolas" w:hAnsi="Times New Roman" w:cs="Times New Roman"/>
-                <w:sz w:val="22"/>
-                <w:szCs w:val="22"/>
-              </w:rPr>
-              <w:t>ateway</w:t>
+              <w:t>Gateway</w:t>
             </w:r>
             <w:r>
               <w:rPr>
@@ -30445,113 +30300,93 @@
               <w:t>/</w:t>
             </w:r>
             <w:proofErr w:type="spellStart"/>
-            <w:proofErr w:type="gramStart"/>
             <w:r>
               <w:rPr>
                 <w:rFonts w:ascii="Times New Roman" w:eastAsia="Consolas" w:hAnsi="Times New Roman" w:cs="Times New Roman"/>
                 <w:sz w:val="22"/>
                 <w:szCs w:val="22"/>
               </w:rPr>
-              <w:t>password</w:t>
-            </w:r>
-            <w:proofErr w:type="gramEnd"/>
+              <w:t>password-reset</w:t>
+            </w:r>
+            <w:proofErr w:type="spellEnd"/>
             <w:r>
               <w:rPr>
                 <w:rFonts w:ascii="Times New Roman" w:eastAsia="Consolas" w:hAnsi="Times New Roman" w:cs="Times New Roman"/>
                 <w:sz w:val="22"/>
                 <w:szCs w:val="22"/>
               </w:rPr>
-              <w:t>-reset</w:t>
-            </w:r>
-            <w:proofErr w:type="spellEnd"/>
+              <w:t>/*</w:t>
+            </w:r>
+          </w:p>
+        </w:tc>
+        <w:tc>
+          <w:tcPr>
+            <w:tcW w:w="1811" w:type="dxa"/>
+          </w:tcPr>
+          <w:p>
+            <w:pPr>
+              <w:rPr>
+                <w:rFonts w:ascii="Times New Roman" w:hAnsi="Times New Roman" w:cs="Times New Roman"/>
+                <w:sz w:val="22"/>
+                <w:szCs w:val="22"/>
+              </w:rPr>
+            </w:pPr>
+            <w:r>
+              <w:rPr>
+                <w:rFonts w:ascii="Times New Roman" w:hAnsi="Times New Roman" w:cs="Times New Roman"/>
+                <w:sz w:val="22"/>
+                <w:szCs w:val="22"/>
+              </w:rPr>
+              <w:t>anónimo</w:t>
+            </w:r>
+          </w:p>
+        </w:tc>
+        <w:tc>
+          <w:tcPr>
+            <w:tcW w:w="2777" w:type="dxa"/>
+          </w:tcPr>
+          <w:p>
+            <w:pPr>
+              <w:rPr>
+                <w:rFonts w:ascii="Times New Roman" w:hAnsi="Times New Roman" w:cs="Times New Roman"/>
+                <w:sz w:val="22"/>
+                <w:szCs w:val="22"/>
+              </w:rPr>
+            </w:pPr>
+            <w:proofErr w:type="spellStart"/>
+            <w:r>
+              <w:rPr>
+                <w:rFonts w:ascii="Times New Roman" w:hAnsi="Times New Roman" w:cs="Times New Roman"/>
+                <w:sz w:val="22"/>
+                <w:szCs w:val="22"/>
+              </w:rPr>
+              <w:t>auth</w:t>
+            </w:r>
+            <w:proofErr w:type="spellEnd"/>
+            <w:r>
+              <w:rPr>
+                <w:rFonts w:ascii="Times New Roman" w:hAnsi="Times New Roman" w:cs="Times New Roman"/>
+                <w:sz w:val="22"/>
+                <w:szCs w:val="22"/>
+              </w:rPr>
+              <w:t xml:space="preserve"> </w:t>
+            </w:r>
             <w:r>
               <w:rPr>
                 <w:rFonts w:ascii="Times New Roman" w:eastAsia="Consolas" w:hAnsi="Times New Roman" w:cs="Times New Roman"/>
                 <w:sz w:val="22"/>
                 <w:szCs w:val="22"/>
               </w:rPr>
-              <w:t>/*</w:t>
-            </w:r>
-          </w:p>
-        </w:tc>
-        <w:tc>
-          <w:tcPr>
-            <w:tcW w:w="1811" w:type="dxa"/>
-          </w:tcPr>
-          <w:p>
-            <w:pPr>
-              <w:rPr>
-                <w:rFonts w:ascii="Times New Roman" w:hAnsi="Times New Roman" w:cs="Times New Roman"/>
-                <w:sz w:val="22"/>
-                <w:szCs w:val="22"/>
-              </w:rPr>
-            </w:pPr>
-            <w:r>
-              <w:rPr>
-                <w:rFonts w:ascii="Times New Roman" w:hAnsi="Times New Roman" w:cs="Times New Roman"/>
-                <w:sz w:val="22"/>
-                <w:szCs w:val="22"/>
-              </w:rPr>
-              <w:t>anónimo</w:t>
-            </w:r>
-          </w:p>
-        </w:tc>
-        <w:tc>
-          <w:tcPr>
-            <w:tcW w:w="2777" w:type="dxa"/>
-          </w:tcPr>
-          <w:p>
-            <w:pPr>
-              <w:rPr>
-                <w:rFonts w:ascii="Times New Roman" w:hAnsi="Times New Roman" w:cs="Times New Roman"/>
-                <w:sz w:val="22"/>
-                <w:szCs w:val="22"/>
-              </w:rPr>
-            </w:pPr>
-            <w:proofErr w:type="spellStart"/>
-            <w:r>
-              <w:rPr>
-                <w:rFonts w:ascii="Times New Roman" w:hAnsi="Times New Roman" w:cs="Times New Roman"/>
-                <w:sz w:val="22"/>
-                <w:szCs w:val="22"/>
-              </w:rPr>
-              <w:t>auth</w:t>
-            </w:r>
-            <w:proofErr w:type="spellEnd"/>
-            <w:r>
-              <w:rPr>
-                <w:rFonts w:ascii="Times New Roman" w:hAnsi="Times New Roman" w:cs="Times New Roman"/>
-                <w:sz w:val="22"/>
-                <w:szCs w:val="22"/>
-              </w:rPr>
-              <w:t xml:space="preserve"> </w:t>
-            </w:r>
+              <w:t>/</w:t>
+            </w:r>
+            <w:proofErr w:type="spellStart"/>
             <w:r>
               <w:rPr>
                 <w:rFonts w:ascii="Times New Roman" w:eastAsia="Consolas" w:hAnsi="Times New Roman" w:cs="Times New Roman"/>
                 <w:sz w:val="22"/>
                 <w:szCs w:val="22"/>
               </w:rPr>
-              <w:t>/</w:t>
-            </w:r>
-            <w:proofErr w:type="spellStart"/>
-            <w:proofErr w:type="gramStart"/>
-            <w:r>
-              <w:rPr>
-                <w:rFonts w:ascii="Times New Roman" w:eastAsia="Consolas" w:hAnsi="Times New Roman" w:cs="Times New Roman"/>
-                <w:sz w:val="22"/>
-                <w:szCs w:val="22"/>
-              </w:rPr>
-              <w:t>password</w:t>
-            </w:r>
-            <w:proofErr w:type="gramEnd"/>
-            <w:r>
-              <w:rPr>
-                <w:rFonts w:ascii="Times New Roman" w:eastAsia="Consolas" w:hAnsi="Times New Roman" w:cs="Times New Roman"/>
-                <w:sz w:val="22"/>
-                <w:szCs w:val="22"/>
-              </w:rPr>
-              <w:t>-reset</w:t>
+              <w:t>password-reset</w:t>
             </w:r>
             <w:proofErr w:type="spellEnd"/>
             <w:r>
@@ -31598,15 +31433,7 @@
                 <w:sz w:val="22"/>
                 <w:szCs w:val="22"/>
               </w:rPr>
-              <w:t>G</w:t>
-            </w:r>
-            <w:r>
-              <w:rPr>
-                <w:rFonts w:ascii="Times New Roman" w:eastAsia="Consolas" w:hAnsi="Times New Roman" w:cs="Times New Roman"/>
-                <w:sz w:val="22"/>
-                <w:szCs w:val="22"/>
-              </w:rPr>
-              <w:t>ateway</w:t>
+              <w:t>Gateway</w:t>
             </w:r>
             <w:r>
               <w:rPr>
@@ -31834,15 +31661,7 @@
                 <w:sz w:val="22"/>
                 <w:szCs w:val="22"/>
               </w:rPr>
-              <w:t>G</w:t>
-            </w:r>
-            <w:r>
-              <w:rPr>
-                <w:rFonts w:ascii="Times New Roman" w:eastAsia="Consolas" w:hAnsi="Times New Roman" w:cs="Times New Roman"/>
-                <w:sz w:val="22"/>
-                <w:szCs w:val="22"/>
-              </w:rPr>
-              <w:t>ateway</w:t>
+              <w:t>Gateway</w:t>
             </w:r>
             <w:r>
               <w:rPr>
@@ -31972,68 +31791,84 @@
                 <w:sz w:val="22"/>
                 <w:szCs w:val="22"/>
               </w:rPr>
-              <w:t>/{id}/</w:t>
-            </w:r>
-            <w:proofErr w:type="gramStart"/>
+              <w:t>/{id}/status</w:t>
+            </w:r>
+          </w:p>
+        </w:tc>
+        <w:tc>
+          <w:tcPr>
+            <w:tcW w:w="1811" w:type="dxa"/>
+          </w:tcPr>
+          <w:p>
+            <w:pPr>
+              <w:rPr>
+                <w:rFonts w:ascii="Times New Roman" w:hAnsi="Times New Roman" w:cs="Times New Roman"/>
+                <w:sz w:val="22"/>
+                <w:szCs w:val="22"/>
+              </w:rPr>
+            </w:pPr>
+            <w:r>
+              <w:rPr>
+                <w:rFonts w:ascii="Times New Roman" w:hAnsi="Times New Roman" w:cs="Times New Roman"/>
+                <w:sz w:val="22"/>
+                <w:szCs w:val="22"/>
+              </w:rPr>
+              <w:t xml:space="preserve">staff, </w:t>
+            </w:r>
+            <w:proofErr w:type="spellStart"/>
+            <w:r>
+              <w:rPr>
+                <w:rFonts w:ascii="Times New Roman" w:hAnsi="Times New Roman" w:cs="Times New Roman"/>
+                <w:sz w:val="22"/>
+                <w:szCs w:val="22"/>
+              </w:rPr>
+              <w:t>admin</w:t>
+            </w:r>
+            <w:proofErr w:type="spellEnd"/>
+          </w:p>
+        </w:tc>
+        <w:tc>
+          <w:tcPr>
+            <w:tcW w:w="2777" w:type="dxa"/>
+          </w:tcPr>
+          <w:p>
+            <w:pPr>
+              <w:rPr>
+                <w:rFonts w:ascii="Times New Roman" w:hAnsi="Times New Roman" w:cs="Times New Roman"/>
+                <w:sz w:val="22"/>
+                <w:szCs w:val="22"/>
+              </w:rPr>
+            </w:pPr>
+            <w:proofErr w:type="spellStart"/>
+            <w:r>
+              <w:rPr>
+                <w:rFonts w:ascii="Times New Roman" w:hAnsi="Times New Roman" w:cs="Times New Roman"/>
+                <w:sz w:val="22"/>
+                <w:szCs w:val="22"/>
+              </w:rPr>
+              <w:t>orders</w:t>
+            </w:r>
+            <w:proofErr w:type="spellEnd"/>
+            <w:r>
+              <w:rPr>
+                <w:rFonts w:ascii="Times New Roman" w:hAnsi="Times New Roman" w:cs="Times New Roman"/>
+                <w:sz w:val="22"/>
+                <w:szCs w:val="22"/>
+              </w:rPr>
+              <w:t xml:space="preserve"> </w:t>
+            </w:r>
             <w:r>
               <w:rPr>
                 <w:rFonts w:ascii="Times New Roman" w:eastAsia="Consolas" w:hAnsi="Times New Roman" w:cs="Times New Roman"/>
                 <w:sz w:val="22"/>
                 <w:szCs w:val="22"/>
               </w:rPr>
-              <w:t>status</w:t>
-            </w:r>
-            <w:proofErr w:type="gramEnd"/>
-          </w:p>
-        </w:tc>
-        <w:tc>
-          <w:tcPr>
-            <w:tcW w:w="1811" w:type="dxa"/>
-          </w:tcPr>
-          <w:p>
-            <w:pPr>
-              <w:rPr>
-                <w:rFonts w:ascii="Times New Roman" w:hAnsi="Times New Roman" w:cs="Times New Roman"/>
-                <w:sz w:val="22"/>
-                <w:szCs w:val="22"/>
-              </w:rPr>
-            </w:pPr>
-            <w:r>
-              <w:rPr>
-                <w:rFonts w:ascii="Times New Roman" w:hAnsi="Times New Roman" w:cs="Times New Roman"/>
-                <w:sz w:val="22"/>
-                <w:szCs w:val="22"/>
-              </w:rPr>
-              <w:t xml:space="preserve">staff, </w:t>
-            </w:r>
-            <w:proofErr w:type="spellStart"/>
-            <w:r>
-              <w:rPr>
-                <w:rFonts w:ascii="Times New Roman" w:hAnsi="Times New Roman" w:cs="Times New Roman"/>
-                <w:sz w:val="22"/>
-                <w:szCs w:val="22"/>
-              </w:rPr>
-              <w:t>admin</w:t>
-            </w:r>
-            <w:proofErr w:type="spellEnd"/>
-          </w:p>
-        </w:tc>
-        <w:tc>
-          <w:tcPr>
-            <w:tcW w:w="2777" w:type="dxa"/>
-          </w:tcPr>
-          <w:p>
-            <w:pPr>
-              <w:rPr>
-                <w:rFonts w:ascii="Times New Roman" w:hAnsi="Times New Roman" w:cs="Times New Roman"/>
-                <w:sz w:val="22"/>
-                <w:szCs w:val="22"/>
-              </w:rPr>
-            </w:pPr>
-            <w:proofErr w:type="spellStart"/>
-            <w:r>
-              <w:rPr>
-                <w:rFonts w:ascii="Times New Roman" w:hAnsi="Times New Roman" w:cs="Times New Roman"/>
+              <w:t>/</w:t>
+            </w:r>
+            <w:proofErr w:type="spellStart"/>
+            <w:r>
+              <w:rPr>
+                <w:rFonts w:ascii="Times New Roman" w:eastAsia="Consolas" w:hAnsi="Times New Roman" w:cs="Times New Roman"/>
                 <w:sz w:val="22"/>
                 <w:szCs w:val="22"/>
               </w:rPr>
@@ -32046,7 +31881,7 @@
                 <w:sz w:val="22"/>
                 <w:szCs w:val="22"/>
               </w:rPr>
-              <w:t xml:space="preserve"> </w:t>
+              <w:t xml:space="preserve">, </w:t>
             </w:r>
             <w:r>
               <w:rPr>
@@ -32068,48 +31903,12 @@
             <w:proofErr w:type="spellEnd"/>
             <w:r>
               <w:rPr>
-                <w:rFonts w:ascii="Times New Roman" w:hAnsi="Times New Roman" w:cs="Times New Roman"/>
-                <w:sz w:val="22"/>
-                <w:szCs w:val="22"/>
-              </w:rPr>
-              <w:t xml:space="preserve">, </w:t>
-            </w:r>
-            <w:r>
-              <w:rPr>
                 <w:rFonts w:ascii="Times New Roman" w:eastAsia="Consolas" w:hAnsi="Times New Roman" w:cs="Times New Roman"/>
                 <w:sz w:val="22"/>
                 <w:szCs w:val="22"/>
               </w:rPr>
-              <w:t>/</w:t>
-            </w:r>
-            <w:proofErr w:type="spellStart"/>
-            <w:r>
-              <w:rPr>
-                <w:rFonts w:ascii="Times New Roman" w:eastAsia="Consolas" w:hAnsi="Times New Roman" w:cs="Times New Roman"/>
-                <w:sz w:val="22"/>
-                <w:szCs w:val="22"/>
-              </w:rPr>
-              <w:t>orders</w:t>
-            </w:r>
-            <w:proofErr w:type="spellEnd"/>
-            <w:r>
-              <w:rPr>
-                <w:rFonts w:ascii="Times New Roman" w:eastAsia="Consolas" w:hAnsi="Times New Roman" w:cs="Times New Roman"/>
-                <w:sz w:val="22"/>
-                <w:szCs w:val="22"/>
-              </w:rPr>
-              <w:t>/{id}/</w:t>
-            </w:r>
-            <w:proofErr w:type="gramStart"/>
-            <w:r>
-              <w:rPr>
-                <w:rFonts w:ascii="Times New Roman" w:eastAsia="Consolas" w:hAnsi="Times New Roman" w:cs="Times New Roman"/>
-                <w:sz w:val="22"/>
-                <w:szCs w:val="22"/>
-              </w:rPr>
-              <w:t>status</w:t>
-            </w:r>
-            <w:proofErr w:type="gramEnd"/>
+              <w:t>/{id}/status</w:t>
+            </w:r>
           </w:p>
         </w:tc>
         <w:tc>
@@ -33385,9 +33184,9 @@
           <w:rFonts w:ascii="Times New Roman" w:hAnsi="Times New Roman" w:cs="Times New Roman"/>
         </w:rPr>
         <w:sectPr>
-          <w:footerReference w:type="even" r:id="rId33"/>
-          <w:footerReference w:type="default" r:id="rId34"/>
-          <w:footerReference w:type="first" r:id="rId35"/>
+          <w:footerReference w:type="even" r:id="rId34"/>
+          <w:footerReference w:type="default" r:id="rId35"/>
+          <w:footerReference w:type="first" r:id="rId36"/>
           <w:pgSz w:w="16838" w:h="11906" w:orient="landscape"/>
           <w:pgMar w:top="1134" w:right="1134" w:bottom="1134" w:left="1134" w:header="0" w:footer="708" w:gutter="0"/>
           <w:cols w:space="720"/>
@@ -34220,7 +34019,6 @@
               </w:rPr>
             </w:pPr>
             <w:proofErr w:type="spellStart"/>
-            <w:proofErr w:type="gramStart"/>
             <w:r>
               <w:rPr>
                 <w:rFonts w:ascii="Times New Roman" w:eastAsia="Consolas" w:hAnsi="Times New Roman" w:cs="Times New Roman"/>
@@ -34238,7 +34036,6 @@
               </w:rPr>
               <w:t>(</w:t>
             </w:r>
-            <w:proofErr w:type="gramEnd"/>
           </w:p>
         </w:tc>
         <w:tc>
@@ -35593,7 +35390,6 @@
         <w:t xml:space="preserve">). Cada consumidor recibe un token de Vault propio (TTL de 24 h) cuya política solo permite leer su </w:t>
       </w:r>
       <w:proofErr w:type="spellStart"/>
-      <w:proofErr w:type="gramStart"/>
       <w:r>
         <w:rPr>
           <w:rFonts w:ascii="Times New Roman" w:hAnsi="Times New Roman" w:cs="Times New Roman"/>
@@ -35611,7 +35407,6 @@
         <w:t>Cada</w:t>
       </w:r>
       <w:proofErr w:type="spellEnd"/>
-      <w:proofErr w:type="gramEnd"/>
       <w:r>
         <w:rPr>
           <w:rFonts w:ascii="Times New Roman" w:hAnsi="Times New Roman" w:cs="Times New Roman"/>
@@ -35862,53 +35657,15 @@
               <w:t>{</w:t>
             </w:r>
             <w:proofErr w:type="spellStart"/>
-            <w:proofErr w:type="gramStart"/>
             <w:r>
               <w:rPr>
                 <w:rFonts w:ascii="Times New Roman" w:eastAsia="Consolas" w:hAnsi="Times New Roman" w:cs="Times New Roman"/>
                 <w:sz w:val="24"/>
                 <w:szCs w:val="24"/>
               </w:rPr>
-              <w:t>auth,clients</w:t>
-            </w:r>
-            <w:proofErr w:type="gramEnd"/>
-            <w:r>
-              <w:rPr>
-                <w:rFonts w:ascii="Times New Roman" w:eastAsia="Consolas" w:hAnsi="Times New Roman" w:cs="Times New Roman"/>
-                <w:sz w:val="24"/>
-                <w:szCs w:val="24"/>
-              </w:rPr>
-              <w:t>,</w:t>
-            </w:r>
-            <w:proofErr w:type="gramStart"/>
-            <w:r>
-              <w:rPr>
-                <w:rFonts w:ascii="Times New Roman" w:eastAsia="Consolas" w:hAnsi="Times New Roman" w:cs="Times New Roman"/>
-                <w:sz w:val="24"/>
-                <w:szCs w:val="24"/>
-              </w:rPr>
-              <w:t>inventory,orders</w:t>
-            </w:r>
-            <w:proofErr w:type="gramEnd"/>
-            <w:r>
-              <w:rPr>
-                <w:rFonts w:ascii="Times New Roman" w:eastAsia="Consolas" w:hAnsi="Times New Roman" w:cs="Times New Roman"/>
-                <w:sz w:val="24"/>
-                <w:szCs w:val="24"/>
-              </w:rPr>
-              <w:t>,</w:t>
-            </w:r>
-            <w:proofErr w:type="gramStart"/>
-            <w:r>
-              <w:rPr>
-                <w:rFonts w:ascii="Times New Roman" w:eastAsia="Consolas" w:hAnsi="Times New Roman" w:cs="Times New Roman"/>
-                <w:sz w:val="24"/>
-                <w:szCs w:val="24"/>
-              </w:rPr>
-              <w:t>payments,graphql</w:t>
-            </w:r>
-            <w:proofErr w:type="spellEnd"/>
-            <w:proofErr w:type="gramEnd"/>
+              <w:t>auth,clients,inventory,orders,payments,graphql</w:t>
+            </w:r>
+            <w:proofErr w:type="spellEnd"/>
             <w:r>
               <w:rPr>
                 <w:rFonts w:ascii="Times New Roman" w:eastAsia="Consolas" w:hAnsi="Times New Roman" w:cs="Times New Roman"/>
@@ -36183,7 +35940,7 @@
                 <w:sz w:val="24"/>
                 <w:szCs w:val="24"/>
               </w:rPr>
-              <w:t>A</w:t>
+              <w:t>Auth</w:t>
             </w:r>
             <w:r>
               <w:rPr>
@@ -36191,14 +35948,42 @@
                 <w:sz w:val="24"/>
                 <w:szCs w:val="24"/>
               </w:rPr>
-              <w:t>uth</w:t>
-            </w:r>
+              <w:t xml:space="preserve"> a </w:t>
+            </w:r>
+            <w:proofErr w:type="spellStart"/>
             <w:r>
               <w:rPr>
                 <w:rFonts w:ascii="Times New Roman" w:eastAsia="Consolas" w:hAnsi="Times New Roman" w:cs="Times New Roman"/>
                 <w:sz w:val="24"/>
                 <w:szCs w:val="24"/>
               </w:rPr>
+              <w:t>clients</w:t>
+            </w:r>
+            <w:proofErr w:type="spellEnd"/>
+            <w:r>
+              <w:rPr>
+                <w:rFonts w:ascii="Times New Roman" w:hAnsi="Times New Roman" w:cs="Times New Roman"/>
+                <w:sz w:val="24"/>
+                <w:szCs w:val="24"/>
+              </w:rPr>
+              <w:t xml:space="preserve">, </w:t>
+            </w:r>
+            <w:proofErr w:type="spellStart"/>
+            <w:r>
+              <w:rPr>
+                <w:rFonts w:ascii="Times New Roman" w:eastAsia="Consolas" w:hAnsi="Times New Roman" w:cs="Times New Roman"/>
+                <w:sz w:val="24"/>
+                <w:szCs w:val="24"/>
+              </w:rPr>
+              <w:t>orders</w:t>
+            </w:r>
+            <w:proofErr w:type="spellEnd"/>
+            <w:r>
+              <w:rPr>
+                <w:rFonts w:ascii="Times New Roman" w:eastAsia="Consolas" w:hAnsi="Times New Roman" w:cs="Times New Roman"/>
+                <w:sz w:val="24"/>
+                <w:szCs w:val="24"/>
+              </w:rPr>
               <w:t xml:space="preserve"> a </w:t>
             </w:r>
             <w:proofErr w:type="spellStart"/>
@@ -36226,15 +36011,51 @@
                 <w:sz w:val="24"/>
                 <w:szCs w:val="24"/>
               </w:rPr>
+              <w:t>payments</w:t>
+            </w:r>
+            <w:proofErr w:type="spellEnd"/>
+            <w:r>
+              <w:rPr>
+                <w:rFonts w:ascii="Times New Roman" w:eastAsia="Consolas" w:hAnsi="Times New Roman" w:cs="Times New Roman"/>
+                <w:sz w:val="24"/>
+                <w:szCs w:val="24"/>
+              </w:rPr>
+              <w:t xml:space="preserve"> a </w:t>
+            </w:r>
+            <w:proofErr w:type="spellStart"/>
+            <w:r>
+              <w:rPr>
+                <w:rFonts w:ascii="Times New Roman" w:eastAsia="Consolas" w:hAnsi="Times New Roman" w:cs="Times New Roman"/>
+                <w:sz w:val="24"/>
+                <w:szCs w:val="24"/>
+              </w:rPr>
               <w:t>orders</w:t>
             </w:r>
             <w:proofErr w:type="spellEnd"/>
             <w:r>
               <w:rPr>
+                <w:rFonts w:ascii="Times New Roman" w:hAnsi="Times New Roman" w:cs="Times New Roman"/>
+                <w:sz w:val="24"/>
+                <w:szCs w:val="24"/>
+              </w:rPr>
+              <w:t xml:space="preserve">, </w:t>
+            </w:r>
+            <w:proofErr w:type="spellStart"/>
+            <w:r>
+              <w:rPr>
                 <w:rFonts w:ascii="Times New Roman" w:eastAsia="Consolas" w:hAnsi="Times New Roman" w:cs="Times New Roman"/>
                 <w:sz w:val="24"/>
                 <w:szCs w:val="24"/>
               </w:rPr>
+              <w:t>analytics</w:t>
+            </w:r>
+            <w:proofErr w:type="spellEnd"/>
+            <w:r>
+              <w:rPr>
+                <w:rFonts w:ascii="Times New Roman" w:eastAsia="Consolas" w:hAnsi="Times New Roman" w:cs="Times New Roman"/>
+                <w:sz w:val="24"/>
+                <w:szCs w:val="24"/>
+              </w:rPr>
               <w:t xml:space="preserve"> a </w:t>
             </w:r>
             <w:proofErr w:type="spellStart"/>
@@ -36244,7 +36065,7 @@
                 <w:sz w:val="24"/>
                 <w:szCs w:val="24"/>
               </w:rPr>
-              <w:t>clients</w:t>
+              <w:t>orders</w:t>
             </w:r>
             <w:proofErr w:type="spellEnd"/>
             <w:r>
@@ -36262,7 +36083,7 @@
                 <w:sz w:val="24"/>
                 <w:szCs w:val="24"/>
               </w:rPr>
-              <w:t>payments</w:t>
+              <w:t>graphql</w:t>
             </w:r>
             <w:proofErr w:type="spellEnd"/>
             <w:r>
@@ -36273,23 +36094,13 @@
               </w:rPr>
               <w:t xml:space="preserve"> a </w:t>
             </w:r>
-            <w:proofErr w:type="spellStart"/>
             <w:r>
               <w:rPr>
                 <w:rFonts w:ascii="Times New Roman" w:eastAsia="Consolas" w:hAnsi="Times New Roman" w:cs="Times New Roman"/>
                 <w:sz w:val="24"/>
                 <w:szCs w:val="24"/>
               </w:rPr>
-              <w:t>orders</w:t>
-            </w:r>
-            <w:proofErr w:type="spellEnd"/>
-            <w:r>
-              <w:rPr>
-                <w:rFonts w:ascii="Times New Roman" w:hAnsi="Times New Roman" w:cs="Times New Roman"/>
-                <w:sz w:val="24"/>
-                <w:szCs w:val="24"/>
-              </w:rPr>
-              <w:t xml:space="preserve">, </w:t>
+              <w:t>{</w:t>
             </w:r>
             <w:proofErr w:type="spellStart"/>
             <w:r>
@@ -36298,91 +36109,9 @@
                 <w:sz w:val="24"/>
                 <w:szCs w:val="24"/>
               </w:rPr>
-              <w:t>analytics</w:t>
-            </w:r>
-            <w:proofErr w:type="spellEnd"/>
-            <w:r>
-              <w:rPr>
-                <w:rFonts w:ascii="Times New Roman" w:eastAsia="Consolas" w:hAnsi="Times New Roman" w:cs="Times New Roman"/>
-                <w:sz w:val="24"/>
-                <w:szCs w:val="24"/>
-              </w:rPr>
-              <w:t xml:space="preserve"> a </w:t>
-            </w:r>
-            <w:proofErr w:type="spellStart"/>
-            <w:r>
-              <w:rPr>
-                <w:rFonts w:ascii="Times New Roman" w:eastAsia="Consolas" w:hAnsi="Times New Roman" w:cs="Times New Roman"/>
-                <w:sz w:val="24"/>
-                <w:szCs w:val="24"/>
-              </w:rPr>
-              <w:t>orders</w:t>
-            </w:r>
-            <w:proofErr w:type="spellEnd"/>
-            <w:r>
-              <w:rPr>
-                <w:rFonts w:ascii="Times New Roman" w:hAnsi="Times New Roman" w:cs="Times New Roman"/>
-                <w:sz w:val="24"/>
-                <w:szCs w:val="24"/>
-              </w:rPr>
-              <w:t xml:space="preserve">, </w:t>
-            </w:r>
-            <w:proofErr w:type="spellStart"/>
-            <w:r>
-              <w:rPr>
-                <w:rFonts w:ascii="Times New Roman" w:eastAsia="Consolas" w:hAnsi="Times New Roman" w:cs="Times New Roman"/>
-                <w:sz w:val="24"/>
-                <w:szCs w:val="24"/>
-              </w:rPr>
-              <w:t>graphql</w:t>
-            </w:r>
-            <w:proofErr w:type="spellEnd"/>
-            <w:r>
-              <w:rPr>
-                <w:rFonts w:ascii="Times New Roman" w:eastAsia="Consolas" w:hAnsi="Times New Roman" w:cs="Times New Roman"/>
-                <w:sz w:val="24"/>
-                <w:szCs w:val="24"/>
-              </w:rPr>
-              <w:t xml:space="preserve"> a </w:t>
-            </w:r>
-            <w:r>
-              <w:rPr>
-                <w:rFonts w:ascii="Times New Roman" w:eastAsia="Consolas" w:hAnsi="Times New Roman" w:cs="Times New Roman"/>
-                <w:sz w:val="24"/>
-                <w:szCs w:val="24"/>
-              </w:rPr>
-              <w:t>{</w:t>
-            </w:r>
-            <w:proofErr w:type="spellStart"/>
-            <w:proofErr w:type="gramStart"/>
-            <w:r>
-              <w:rPr>
-                <w:rFonts w:ascii="Times New Roman" w:eastAsia="Consolas" w:hAnsi="Times New Roman" w:cs="Times New Roman"/>
-                <w:sz w:val="24"/>
-                <w:szCs w:val="24"/>
-              </w:rPr>
-              <w:t>orders,inventory</w:t>
-            </w:r>
-            <w:proofErr w:type="gramEnd"/>
-            <w:r>
-              <w:rPr>
-                <w:rFonts w:ascii="Times New Roman" w:eastAsia="Consolas" w:hAnsi="Times New Roman" w:cs="Times New Roman"/>
-                <w:sz w:val="24"/>
-                <w:szCs w:val="24"/>
-              </w:rPr>
-              <w:t>,</w:t>
-            </w:r>
-            <w:proofErr w:type="gramStart"/>
-            <w:r>
-              <w:rPr>
-                <w:rFonts w:ascii="Times New Roman" w:eastAsia="Consolas" w:hAnsi="Times New Roman" w:cs="Times New Roman"/>
-                <w:sz w:val="24"/>
-                <w:szCs w:val="24"/>
-              </w:rPr>
-              <w:t>payments,analytics</w:t>
-            </w:r>
-            <w:proofErr w:type="spellEnd"/>
-            <w:proofErr w:type="gramEnd"/>
+              <w:t>orders,inventory,payments,analytics</w:t>
+            </w:r>
+            <w:proofErr w:type="spellEnd"/>
             <w:r>
               <w:rPr>
                 <w:rFonts w:ascii="Times New Roman" w:eastAsia="Consolas" w:hAnsi="Times New Roman" w:cs="Times New Roman"/>
@@ -36988,19 +36717,9 @@
                 <w:sz w:val="24"/>
                 <w:szCs w:val="24"/>
               </w:rPr>
-              <w:t>grpc_</w:t>
-            </w:r>
-            <w:proofErr w:type="gramStart"/>
-            <w:r>
-              <w:rPr>
-                <w:rFonts w:ascii="Times New Roman" w:eastAsia="Consolas" w:hAnsi="Times New Roman" w:cs="Times New Roman"/>
-                <w:sz w:val="24"/>
-                <w:szCs w:val="24"/>
-              </w:rPr>
-              <w:t>server</w:t>
-            </w:r>
-            <w:proofErr w:type="spellEnd"/>
-            <w:proofErr w:type="gramEnd"/>
+              <w:t>grpc_server</w:t>
+            </w:r>
+            <w:proofErr w:type="spellEnd"/>
             <w:r>
               <w:rPr>
                 <w:rFonts w:ascii="Times New Roman" w:eastAsia="Consolas" w:hAnsi="Times New Roman" w:cs="Times New Roman"/>
@@ -37296,19 +37015,9 @@
                 <w:sz w:val="24"/>
                 <w:szCs w:val="24"/>
               </w:rPr>
-              <w:t>mongo_</w:t>
-            </w:r>
-            <w:proofErr w:type="gramStart"/>
-            <w:r>
-              <w:rPr>
-                <w:rFonts w:ascii="Times New Roman" w:eastAsia="Consolas" w:hAnsi="Times New Roman" w:cs="Times New Roman"/>
-                <w:sz w:val="24"/>
-                <w:szCs w:val="24"/>
-              </w:rPr>
-              <w:t>password</w:t>
-            </w:r>
-            <w:proofErr w:type="spellEnd"/>
-            <w:proofErr w:type="gramEnd"/>
+              <w:t>mongo_password</w:t>
+            </w:r>
+            <w:proofErr w:type="spellEnd"/>
             <w:r>
               <w:rPr>
                 <w:rFonts w:ascii="Times New Roman" w:hAnsi="Times New Roman" w:cs="Times New Roman"/>
@@ -37846,7 +37555,6 @@
               <w:t xml:space="preserve">Manual: cambiarla con </w:t>
             </w:r>
             <w:proofErr w:type="spellStart"/>
-            <w:proofErr w:type="gramStart"/>
             <w:r>
               <w:rPr>
                 <w:rFonts w:ascii="Times New Roman" w:eastAsia="Consolas" w:hAnsi="Times New Roman" w:cs="Times New Roman"/>
@@ -37856,7 +37564,6 @@
               <w:t>db.changeUserPassword</w:t>
             </w:r>
             <w:proofErr w:type="spellEnd"/>
-            <w:proofErr w:type="gramEnd"/>
             <w:r>
               <w:rPr>
                 <w:rFonts w:ascii="Times New Roman" w:hAnsi="Times New Roman" w:cs="Times New Roman"/>
@@ -38991,9 +38698,9 @@
           <w:rFonts w:ascii="Times New Roman" w:hAnsi="Times New Roman" w:cs="Times New Roman"/>
         </w:rPr>
         <w:sectPr>
-          <w:footerReference w:type="even" r:id="rId36"/>
-          <w:footerReference w:type="default" r:id="rId37"/>
-          <w:footerReference w:type="first" r:id="rId38"/>
+          <w:footerReference w:type="even" r:id="rId37"/>
+          <w:footerReference w:type="default" r:id="rId38"/>
+          <w:footerReference w:type="first" r:id="rId39"/>
           <w:pgSz w:w="16838" w:h="11906" w:orient="landscape"/>
           <w:pgMar w:top="1134" w:right="1134" w:bottom="1134" w:left="1134" w:header="0" w:footer="708" w:gutter="0"/>
           <w:cols w:space="720"/>
@@ -39118,9 +38825,9 @@
           <w:szCs w:val="24"/>
         </w:rPr>
         <w:sectPr>
-          <w:footerReference w:type="even" r:id="rId39"/>
-          <w:footerReference w:type="default" r:id="rId40"/>
-          <w:footerReference w:type="first" r:id="rId41"/>
+          <w:footerReference w:type="even" r:id="rId40"/>
+          <w:footerReference w:type="default" r:id="rId41"/>
+          <w:footerReference w:type="first" r:id="rId42"/>
           <w:pgSz w:w="11906" w:h="16838"/>
           <w:pgMar w:top="1134" w:right="1134" w:bottom="1134" w:left="1134" w:header="0" w:footer="708" w:gutter="0"/>
           <w:cols w:space="720"/>
@@ -40165,7 +39872,6 @@
               <w:t xml:space="preserve">Campo </w:t>
             </w:r>
             <w:proofErr w:type="spellStart"/>
-            <w:proofErr w:type="gramStart"/>
             <w:r>
               <w:rPr>
                 <w:rFonts w:ascii="Times New Roman" w:eastAsia="Consolas" w:hAnsi="Times New Roman" w:cs="Times New Roman"/>
@@ -40175,7 +39881,6 @@
               <w:t>password</w:t>
             </w:r>
             <w:proofErr w:type="spellEnd"/>
-            <w:proofErr w:type="gramEnd"/>
             <w:r>
               <w:rPr>
                 <w:rFonts w:ascii="Times New Roman" w:hAnsi="Times New Roman" w:cs="Times New Roman"/>
@@ -41865,9 +41570,9 @@
           <w:rFonts w:ascii="Times New Roman" w:hAnsi="Times New Roman" w:cs="Times New Roman"/>
         </w:rPr>
         <w:sectPr>
-          <w:footerReference w:type="even" r:id="rId42"/>
-          <w:footerReference w:type="default" r:id="rId43"/>
-          <w:footerReference w:type="first" r:id="rId44"/>
+          <w:footerReference w:type="even" r:id="rId43"/>
+          <w:footerReference w:type="default" r:id="rId44"/>
+          <w:footerReference w:type="first" r:id="rId45"/>
           <w:pgSz w:w="16838" w:h="11906" w:orient="landscape"/>
           <w:pgMar w:top="1134" w:right="1134" w:bottom="1134" w:left="1134" w:header="0" w:footer="708" w:gutter="0"/>
           <w:cols w:space="720"/>
@@ -42233,9 +41938,9 @@
           <w:szCs w:val="24"/>
         </w:rPr>
         <w:sectPr>
-          <w:footerReference w:type="even" r:id="rId45"/>
-          <w:footerReference w:type="default" r:id="rId46"/>
-          <w:footerReference w:type="first" r:id="rId47"/>
+          <w:footerReference w:type="even" r:id="rId46"/>
+          <w:footerReference w:type="default" r:id="rId47"/>
+          <w:footerReference w:type="first" r:id="rId48"/>
           <w:pgSz w:w="11906" w:h="16838"/>
           <w:pgMar w:top="1134" w:right="1134" w:bottom="1134" w:left="1134" w:header="0" w:footer="708" w:gutter="0"/>
           <w:cols w:space="720"/>
@@ -44859,25 +44564,7 @@
                 <w:sz w:val="24"/>
                 <w:szCs w:val="24"/>
               </w:rPr>
-              <w:t>PUT /</w:t>
-            </w:r>
-            <w:proofErr w:type="gramStart"/>
-            <w:r>
-              <w:rPr>
-                <w:rFonts w:ascii="Times New Roman" w:eastAsia="Consolas" w:hAnsi="Times New Roman" w:cs="Times New Roman"/>
-                <w:sz w:val="24"/>
-                <w:szCs w:val="24"/>
-              </w:rPr>
-              <w:t>status</w:t>
-            </w:r>
-            <w:proofErr w:type="gramEnd"/>
-            <w:r>
-              <w:rPr>
-                <w:rFonts w:ascii="Times New Roman" w:eastAsia="Consolas" w:hAnsi="Times New Roman" w:cs="Times New Roman"/>
-                <w:sz w:val="24"/>
-                <w:szCs w:val="24"/>
-              </w:rPr>
-              <w:t xml:space="preserve"> PAGADO</w:t>
+              <w:t>PUT /status PAGADO</w:t>
             </w:r>
           </w:p>
         </w:tc>
@@ -45426,25 +45113,7 @@
           <w:sz w:val="32"/>
           <w:szCs w:val="32"/>
         </w:rPr>
-        <w:t xml:space="preserve">Módulo </w:t>
-      </w:r>
-      <w:proofErr w:type="gramStart"/>
-      <w:r>
-        <w:rPr>
-          <w:rFonts w:ascii="Times New Roman" w:hAnsi="Times New Roman" w:cs="Times New Roman"/>
-          <w:sz w:val="32"/>
-          <w:szCs w:val="32"/>
-        </w:rPr>
-        <w:t>8  Separación</w:t>
-      </w:r>
-      <w:proofErr w:type="gramEnd"/>
-      <w:r>
-        <w:rPr>
-          <w:rFonts w:ascii="Times New Roman" w:hAnsi="Times New Roman" w:cs="Times New Roman"/>
-          <w:sz w:val="32"/>
-          <w:szCs w:val="32"/>
-        </w:rPr>
-        <w:t xml:space="preserve"> privada y agregaciones </w:t>
+        <w:t xml:space="preserve">Módulo 8  Separación privada y agregaciones </w:t>
       </w:r>
       <w:proofErr w:type="spellStart"/>
       <w:r>
@@ -47290,9 +46959,9 @@
           <w:rFonts w:ascii="Times New Roman" w:hAnsi="Times New Roman" w:cs="Times New Roman"/>
         </w:rPr>
         <w:sectPr>
-          <w:footerReference w:type="even" r:id="rId48"/>
-          <w:footerReference w:type="default" r:id="rId49"/>
-          <w:footerReference w:type="first" r:id="rId50"/>
+          <w:footerReference w:type="even" r:id="rId49"/>
+          <w:footerReference w:type="default" r:id="rId50"/>
+          <w:footerReference w:type="first" r:id="rId51"/>
           <w:pgSz w:w="16838" w:h="11906" w:orient="landscape"/>
           <w:pgMar w:top="1134" w:right="1134" w:bottom="1134" w:left="1134" w:header="0" w:footer="708" w:gutter="0"/>
           <w:cols w:space="720"/>
@@ -47743,7 +47412,6 @@
         <w:t xml:space="preserve"> </w:t>
       </w:r>
       <w:proofErr w:type="spellStart"/>
-      <w:proofErr w:type="gramStart"/>
       <w:r>
         <w:rPr>
           <w:rFonts w:ascii="Times New Roman" w:eastAsia="Consolas" w:hAnsi="Times New Roman" w:cs="Times New Roman"/>
@@ -47759,34 +47427,7 @@
           <w:sz w:val="24"/>
           <w:szCs w:val="24"/>
         </w:rPr>
-        <w:t>(</w:t>
-      </w:r>
-      <w:proofErr w:type="gramEnd"/>
-      <w:r>
-        <w:rPr>
-          <w:rFonts w:ascii="Times New Roman" w:eastAsia="Consolas" w:hAnsi="Times New Roman" w:cs="Times New Roman"/>
-          <w:sz w:val="24"/>
-          <w:szCs w:val="24"/>
-        </w:rPr>
-        <w:t xml:space="preserve">$id: </w:t>
-      </w:r>
-      <w:proofErr w:type="gramStart"/>
-      <w:r>
-        <w:rPr>
-          <w:rFonts w:ascii="Times New Roman" w:eastAsia="Consolas" w:hAnsi="Times New Roman" w:cs="Times New Roman"/>
-          <w:sz w:val="24"/>
-          <w:szCs w:val="24"/>
-        </w:rPr>
-        <w:t>ID!</w:t>
-      </w:r>
-      <w:proofErr w:type="gramEnd"/>
-      <w:r>
-        <w:rPr>
-          <w:rFonts w:ascii="Times New Roman" w:eastAsia="Consolas" w:hAnsi="Times New Roman" w:cs="Times New Roman"/>
-          <w:sz w:val="24"/>
-          <w:szCs w:val="24"/>
-        </w:rPr>
-        <w:t>) {</w:t>
+        <w:t>($id: ID!) {</w:t>
       </w:r>
     </w:p>
     <w:p>
@@ -47808,7 +47449,6 @@
         <w:t xml:space="preserve">  </w:t>
       </w:r>
       <w:proofErr w:type="spellStart"/>
-      <w:proofErr w:type="gramStart"/>
       <w:r>
         <w:rPr>
           <w:rFonts w:ascii="Times New Roman" w:eastAsia="Consolas" w:hAnsi="Times New Roman" w:cs="Times New Roman"/>
@@ -47824,16 +47464,7 @@
           <w:sz w:val="24"/>
           <w:szCs w:val="24"/>
         </w:rPr>
-        <w:t>(</w:t>
-      </w:r>
-      <w:proofErr w:type="gramEnd"/>
-      <w:r>
-        <w:rPr>
-          <w:rFonts w:ascii="Times New Roman" w:eastAsia="Consolas" w:hAnsi="Times New Roman" w:cs="Times New Roman"/>
-          <w:sz w:val="24"/>
-          <w:szCs w:val="24"/>
-        </w:rPr>
-        <w:t>id: $id) {</w:t>
+        <w:t>(id: $id) {</w:t>
       </w:r>
     </w:p>
     <w:p>
@@ -47907,79 +47538,25 @@
           <w:sz w:val="24"/>
           <w:szCs w:val="24"/>
         </w:rPr>
-        <w:t xml:space="preserve"> </w:t>
-      </w:r>
-      <w:proofErr w:type="gramStart"/>
+        <w:t xml:space="preserve"> { nombre cantidad </w:t>
+      </w:r>
+      <w:proofErr w:type="spellStart"/>
       <w:r>
         <w:rPr>
           <w:rFonts w:ascii="Times New Roman" w:eastAsia="Consolas" w:hAnsi="Times New Roman" w:cs="Times New Roman"/>
           <w:sz w:val="24"/>
           <w:szCs w:val="24"/>
         </w:rPr>
-        <w:t>{ nombre</w:t>
-      </w:r>
-      <w:proofErr w:type="gramEnd"/>
+        <w:t>totalLinea</w:t>
+      </w:r>
+      <w:proofErr w:type="spellEnd"/>
       <w:r>
         <w:rPr>
           <w:rFonts w:ascii="Times New Roman" w:eastAsia="Consolas" w:hAnsi="Times New Roman" w:cs="Times New Roman"/>
           <w:sz w:val="24"/>
           <w:szCs w:val="24"/>
         </w:rPr>
-        <w:t xml:space="preserve"> cantidad </w:t>
-      </w:r>
-      <w:proofErr w:type="spellStart"/>
-      <w:r>
-        <w:rPr>
-          <w:rFonts w:ascii="Times New Roman" w:eastAsia="Consolas" w:hAnsi="Times New Roman" w:cs="Times New Roman"/>
-          <w:sz w:val="24"/>
-          <w:szCs w:val="24"/>
-        </w:rPr>
-        <w:t>totalLinea</w:t>
-      </w:r>
-      <w:proofErr w:type="spellEnd"/>
-      <w:r>
-        <w:rPr>
-          <w:rFonts w:ascii="Times New Roman" w:eastAsia="Consolas" w:hAnsi="Times New Roman" w:cs="Times New Roman"/>
-          <w:sz w:val="24"/>
-          <w:szCs w:val="24"/>
-        </w:rPr>
-        <w:t xml:space="preserve"> producto </w:t>
-      </w:r>
-      <w:proofErr w:type="gramStart"/>
-      <w:r>
-        <w:rPr>
-          <w:rFonts w:ascii="Times New Roman" w:eastAsia="Consolas" w:hAnsi="Times New Roman" w:cs="Times New Roman"/>
-          <w:sz w:val="24"/>
-          <w:szCs w:val="24"/>
-        </w:rPr>
-        <w:t>{ imagen</w:t>
-      </w:r>
-      <w:proofErr w:type="gramEnd"/>
-      <w:r>
-        <w:rPr>
-          <w:rFonts w:ascii="Times New Roman" w:eastAsia="Consolas" w:hAnsi="Times New Roman" w:cs="Times New Roman"/>
-          <w:sz w:val="24"/>
-          <w:szCs w:val="24"/>
-        </w:rPr>
-        <w:t xml:space="preserve"> </w:t>
-      </w:r>
-      <w:proofErr w:type="gramStart"/>
-      <w:r>
-        <w:rPr>
-          <w:rFonts w:ascii="Times New Roman" w:eastAsia="Consolas" w:hAnsi="Times New Roman" w:cs="Times New Roman"/>
-          <w:sz w:val="24"/>
-          <w:szCs w:val="24"/>
-        </w:rPr>
-        <w:t>disponible }</w:t>
-      </w:r>
-      <w:proofErr w:type="gramEnd"/>
-      <w:r>
-        <w:rPr>
-          <w:rFonts w:ascii="Times New Roman" w:eastAsia="Consolas" w:hAnsi="Times New Roman" w:cs="Times New Roman"/>
-          <w:sz w:val="24"/>
-          <w:szCs w:val="24"/>
-        </w:rPr>
-        <w:t xml:space="preserve"> }</w:t>
+        <w:t xml:space="preserve"> producto { imagen disponible } }</w:t>
       </w:r>
     </w:p>
     <w:p>
@@ -47998,36 +47575,8 @@
           <w:sz w:val="24"/>
           <w:szCs w:val="24"/>
         </w:rPr>
-        <w:t xml:space="preserve">    pago </w:t>
-      </w:r>
-      <w:proofErr w:type="gramStart"/>
-      <w:r>
-        <w:rPr>
-          <w:rFonts w:ascii="Times New Roman" w:eastAsia="Consolas" w:hAnsi="Times New Roman" w:cs="Times New Roman"/>
-          <w:sz w:val="24"/>
-          <w:szCs w:val="24"/>
-        </w:rPr>
-        <w:t>{ estado</w:t>
-      </w:r>
-      <w:proofErr w:type="gramEnd"/>
-      <w:r>
-        <w:rPr>
-          <w:rFonts w:ascii="Times New Roman" w:eastAsia="Consolas" w:hAnsi="Times New Roman" w:cs="Times New Roman"/>
-          <w:sz w:val="24"/>
-          <w:szCs w:val="24"/>
-        </w:rPr>
-        <w:t xml:space="preserve"> </w:t>
-      </w:r>
-      <w:proofErr w:type="gramStart"/>
-      <w:r>
-        <w:rPr>
-          <w:rFonts w:ascii="Times New Roman" w:eastAsia="Consolas" w:hAnsi="Times New Roman" w:cs="Times New Roman"/>
-          <w:sz w:val="24"/>
-          <w:szCs w:val="24"/>
-        </w:rPr>
-        <w:t>comprobante }</w:t>
-      </w:r>
-      <w:proofErr w:type="gramEnd"/>
+        <w:t xml:space="preserve">    pago { estado comprobante }</w:t>
+      </w:r>
     </w:p>
     <w:p>
       <w:pPr>
@@ -48063,54 +47612,26 @@
           <w:sz w:val="24"/>
           <w:szCs w:val="24"/>
         </w:rPr>
-        <w:t xml:space="preserve"> </w:t>
-      </w:r>
-      <w:proofErr w:type="gramStart"/>
+        <w:t xml:space="preserve"> { calle </w:t>
+      </w:r>
+      <w:proofErr w:type="spellStart"/>
       <w:r>
         <w:rPr>
           <w:rFonts w:ascii="Times New Roman" w:eastAsia="Consolas" w:hAnsi="Times New Roman" w:cs="Times New Roman"/>
           <w:sz w:val="24"/>
           <w:szCs w:val="24"/>
         </w:rPr>
-        <w:t>{ calle</w:t>
-      </w:r>
-      <w:proofErr w:type="gramEnd"/>
+        <w:t>numero</w:t>
+      </w:r>
+      <w:proofErr w:type="spellEnd"/>
       <w:r>
         <w:rPr>
           <w:rFonts w:ascii="Times New Roman" w:eastAsia="Consolas" w:hAnsi="Times New Roman" w:cs="Times New Roman"/>
           <w:sz w:val="24"/>
           <w:szCs w:val="24"/>
         </w:rPr>
-        <w:t xml:space="preserve"> </w:t>
-      </w:r>
-      <w:proofErr w:type="spellStart"/>
-      <w:r>
-        <w:rPr>
-          <w:rFonts w:ascii="Times New Roman" w:eastAsia="Consolas" w:hAnsi="Times New Roman" w:cs="Times New Roman"/>
-          <w:sz w:val="24"/>
-          <w:szCs w:val="24"/>
-        </w:rPr>
-        <w:t>numero</w:t>
-      </w:r>
-      <w:proofErr w:type="spellEnd"/>
-      <w:r>
-        <w:rPr>
-          <w:rFonts w:ascii="Times New Roman" w:eastAsia="Consolas" w:hAnsi="Times New Roman" w:cs="Times New Roman"/>
-          <w:sz w:val="24"/>
-          <w:szCs w:val="24"/>
-        </w:rPr>
-        <w:t xml:space="preserve"> </w:t>
-      </w:r>
-      <w:proofErr w:type="gramStart"/>
-      <w:r>
-        <w:rPr>
-          <w:rFonts w:ascii="Times New Roman" w:eastAsia="Consolas" w:hAnsi="Times New Roman" w:cs="Times New Roman"/>
-          <w:sz w:val="24"/>
-          <w:szCs w:val="24"/>
-        </w:rPr>
-        <w:t>comuna }</w:t>
-      </w:r>
-      <w:proofErr w:type="gramEnd"/>
+        <w:t xml:space="preserve"> comuna }</w:t>
+      </w:r>
     </w:p>
     <w:p>
       <w:pPr>
@@ -49631,9 +49152,9 @@
           <w:sz w:val="24"/>
           <w:szCs w:val="24"/>
         </w:rPr>
-        <w:t>"Pedido PED-02EBEF</w:t>
-      </w:r>
-      <w:proofErr w:type="gramStart"/>
+        <w:t xml:space="preserve">"Pedido PED-02EBEF86  Pagado · 1 × Hamburguesa clásica  Carne doble  Tocino extra x1  Total $10.370  Pago: aprobado  comprobante CMP-2026-000003  </w:t>
+      </w:r>
+      <w:proofErr w:type="spellStart"/>
       <w:r>
         <w:rPr>
           <w:rFonts w:ascii="Times New Roman" w:hAnsi="Times New Roman" w:cs="Times New Roman"/>
@@ -49641,140 +49162,9 @@
           <w:sz w:val="24"/>
           <w:szCs w:val="24"/>
         </w:rPr>
-        <w:t>86  Pagado</w:t>
-      </w:r>
-      <w:proofErr w:type="gramEnd"/>
-      <w:r>
-        <w:rPr>
-          <w:rFonts w:ascii="Times New Roman" w:hAnsi="Times New Roman" w:cs="Times New Roman"/>
-          <w:color w:val="444444"/>
-          <w:sz w:val="24"/>
-          <w:szCs w:val="24"/>
-        </w:rPr>
-        <w:t xml:space="preserve"> · 1 × Hamburguesa </w:t>
-      </w:r>
-      <w:proofErr w:type="gramStart"/>
-      <w:r>
-        <w:rPr>
-          <w:rFonts w:ascii="Times New Roman" w:hAnsi="Times New Roman" w:cs="Times New Roman"/>
-          <w:color w:val="444444"/>
-          <w:sz w:val="24"/>
-          <w:szCs w:val="24"/>
-        </w:rPr>
-        <w:t>clásica  Carne</w:t>
-      </w:r>
-      <w:proofErr w:type="gramEnd"/>
-      <w:r>
-        <w:rPr>
-          <w:rFonts w:ascii="Times New Roman" w:hAnsi="Times New Roman" w:cs="Times New Roman"/>
-          <w:color w:val="444444"/>
-          <w:sz w:val="24"/>
-          <w:szCs w:val="24"/>
-        </w:rPr>
-        <w:t xml:space="preserve"> </w:t>
-      </w:r>
-      <w:proofErr w:type="gramStart"/>
-      <w:r>
-        <w:rPr>
-          <w:rFonts w:ascii="Times New Roman" w:hAnsi="Times New Roman" w:cs="Times New Roman"/>
-          <w:color w:val="444444"/>
-          <w:sz w:val="24"/>
-          <w:szCs w:val="24"/>
-        </w:rPr>
-        <w:t>doble  Tocino</w:t>
-      </w:r>
-      <w:proofErr w:type="gramEnd"/>
-      <w:r>
-        <w:rPr>
-          <w:rFonts w:ascii="Times New Roman" w:hAnsi="Times New Roman" w:cs="Times New Roman"/>
-          <w:color w:val="444444"/>
-          <w:sz w:val="24"/>
-          <w:szCs w:val="24"/>
-        </w:rPr>
-        <w:t xml:space="preserve"> extra x</w:t>
-      </w:r>
-      <w:proofErr w:type="gramStart"/>
-      <w:r>
-        <w:rPr>
-          <w:rFonts w:ascii="Times New Roman" w:hAnsi="Times New Roman" w:cs="Times New Roman"/>
-          <w:color w:val="444444"/>
-          <w:sz w:val="24"/>
-          <w:szCs w:val="24"/>
-        </w:rPr>
-        <w:t>1  Total</w:t>
-      </w:r>
-      <w:proofErr w:type="gramEnd"/>
-      <w:r>
-        <w:rPr>
-          <w:rFonts w:ascii="Times New Roman" w:hAnsi="Times New Roman" w:cs="Times New Roman"/>
-          <w:color w:val="444444"/>
-          <w:sz w:val="24"/>
-          <w:szCs w:val="24"/>
-        </w:rPr>
-        <w:t xml:space="preserve"> $10.</w:t>
-      </w:r>
-      <w:proofErr w:type="gramStart"/>
-      <w:r>
-        <w:rPr>
-          <w:rFonts w:ascii="Times New Roman" w:hAnsi="Times New Roman" w:cs="Times New Roman"/>
-          <w:color w:val="444444"/>
-          <w:sz w:val="24"/>
-          <w:szCs w:val="24"/>
-        </w:rPr>
-        <w:t>370  Pago</w:t>
-      </w:r>
-      <w:proofErr w:type="gramEnd"/>
-      <w:r>
-        <w:rPr>
-          <w:rFonts w:ascii="Times New Roman" w:hAnsi="Times New Roman" w:cs="Times New Roman"/>
-          <w:color w:val="444444"/>
-          <w:sz w:val="24"/>
-          <w:szCs w:val="24"/>
-        </w:rPr>
-        <w:t xml:space="preserve">: </w:t>
-      </w:r>
-      <w:proofErr w:type="gramStart"/>
-      <w:r>
-        <w:rPr>
-          <w:rFonts w:ascii="Times New Roman" w:hAnsi="Times New Roman" w:cs="Times New Roman"/>
-          <w:color w:val="444444"/>
-          <w:sz w:val="24"/>
-          <w:szCs w:val="24"/>
-        </w:rPr>
-        <w:t>aprobado  comprobante</w:t>
-      </w:r>
-      <w:proofErr w:type="gramEnd"/>
-      <w:r>
-        <w:rPr>
-          <w:rFonts w:ascii="Times New Roman" w:hAnsi="Times New Roman" w:cs="Times New Roman"/>
-          <w:color w:val="444444"/>
-          <w:sz w:val="24"/>
-          <w:szCs w:val="24"/>
-        </w:rPr>
-        <w:t xml:space="preserve"> CMP-2026-</w:t>
-      </w:r>
-      <w:proofErr w:type="gramStart"/>
-      <w:r>
-        <w:rPr>
-          <w:rFonts w:ascii="Times New Roman" w:hAnsi="Times New Roman" w:cs="Times New Roman"/>
-          <w:color w:val="444444"/>
-          <w:sz w:val="24"/>
-          <w:szCs w:val="24"/>
-        </w:rPr>
-        <w:t xml:space="preserve">000003  </w:t>
-      </w:r>
-      <w:proofErr w:type="spellStart"/>
-      <w:r>
-        <w:rPr>
-          <w:rFonts w:ascii="Times New Roman" w:hAnsi="Times New Roman" w:cs="Times New Roman"/>
-          <w:color w:val="444444"/>
-          <w:sz w:val="24"/>
-          <w:szCs w:val="24"/>
-        </w:rPr>
         <w:t>Delivery</w:t>
       </w:r>
       <w:proofErr w:type="spellEnd"/>
-      <w:proofErr w:type="gramEnd"/>
       <w:r>
         <w:rPr>
           <w:rFonts w:ascii="Times New Roman" w:hAnsi="Times New Roman" w:cs="Times New Roman"/>
@@ -49813,9 +49203,9 @@
       <w:bookmarkEnd w:id="69"/>
     </w:p>
     <w:sectPr>
-      <w:footerReference w:type="even" r:id="rId51"/>
-      <w:footerReference w:type="default" r:id="rId52"/>
-      <w:footerReference w:type="first" r:id="rId53"/>
+      <w:footerReference w:type="even" r:id="rId52"/>
+      <w:footerReference w:type="default" r:id="rId53"/>
+      <w:footerReference w:type="first" r:id="rId54"/>
       <w:pgSz w:w="16838" w:h="11906" w:orient="landscape"/>
       <w:pgMar w:top="1134" w:right="1134" w:bottom="1134" w:left="1134" w:header="0" w:footer="708" w:gutter="0"/>
       <w:cols w:space="720"/>
@@ -51864,15 +51254,7 @@
         <w:sz w:val="16"/>
         <w:szCs w:val="16"/>
       </w:rPr>
-      <w:t xml:space="preserve">Página </w:t>
-    </w:r>
-    <w:r>
-      <w:rPr>
-        <w:color w:val="777777"/>
-        <w:sz w:val="16"/>
-        <w:szCs w:val="16"/>
-      </w:rPr>
-      <w:t>38</w:t>
+      <w:t>Página 38</w:t>
     </w:r>
   </w:p>
   <w:p/>
@@ -53170,6 +52552,7 @@
   <w:style w:type="character" w:default="1" w:styleId="Fuentedeprrafopredeter">
     <w:name w:val="Default Paragraph Font"/>
     <w:uiPriority w:val="1"/>
+    <w:semiHidden/>
     <w:unhideWhenUsed/>
   </w:style>
   <w:style w:type="table" w:default="1" w:styleId="Tablanormal">
